--- a/assets/word/lawsuit_ru_v1.docx
+++ b/assets/word/lawsuit_ru_v1.docx
@@ -4,110 +4,224 @@
   <w:body>
     <w:p>
       <w:pPr>
-        <w:pStyle w:val="Title"/>
+        <w:widowControl/>
+        <w:spacing w:after="160"/>
       </w:pPr>
       <w:r>
-        <w:t>Исковое заявление</w:t>
-      </w:r>
-    </w:p>
-    <w:p>
-      <w:r>
+        <w:rPr>
+          <w:i/>
+          <w:sz w:val="19"/>
+          <w:color w:val="000000"/>
+        </w:rPr>
         <w:t>ПРОЕКТ ДЛЯ ПРОВЕРКИ ПЕРЕД ПОДАЧЕЙ. Проверьте подсудность, сведения по статье 131 и приложения по статье 132 ГПК РФ. Бот не подаёт иск в суд.</w:t>
       </w:r>
     </w:p>
     <w:p>
+      <w:pPr>
+        <w:widowControl/>
+        <w:ind w:left="4649"/>
+      </w:pPr>
       <w:r>
-        <w:t>Место: [Место составления]. Дата: [Дата документа].</w:t>
+        <w:rPr>
+          <w:color w:val="000000"/>
+        </w:rPr>
+        <w:t>В суд: [Наименование и адрес суда]</w:t>
       </w:r>
     </w:p>
     <w:p>
+      <w:pPr>
+        <w:widowControl/>
+        <w:ind w:left="4649"/>
+      </w:pPr>
       <w:r>
-        <w:t>В суд: [Наименование и адрес суда].</w:t>
+        <w:rPr>
+          <w:color w:val="000000"/>
+        </w:rPr>
+        <w:t>Истец: [Истец ФИО дата и место рождения адрес идентификатор]</w:t>
+        <w:br/>
+        <w:t>Контакты: [Контакты истца]</w:t>
       </w:r>
     </w:p>
     <w:p>
+      <w:pPr>
+        <w:widowControl/>
+        <w:ind w:left="4649"/>
+      </w:pPr>
       <w:r>
-        <w:t>Истец: [Истец ФИО дата и место рождения адрес идентификатор]. Контакты: [Контакты истца].</w:t>
+        <w:rPr>
+          <w:color w:val="000000"/>
+        </w:rPr>
+        <w:t>Ответчик: [Ответчик сведения по статье 131 ГПК РФ]</w:t>
       </w:r>
     </w:p>
     <w:p>
+      <w:pPr>
+        <w:widowControl/>
+        <w:ind w:left="4649"/>
+      </w:pPr>
       <w:r>
-        <w:t>Ответчик: [Ответчик сведения по статье 131 ГПК РФ].</w:t>
+        <w:rPr>
+          <w:color w:val="000000"/>
+        </w:rPr>
+        <w:t>Представитель: [Представитель и полномочия]</w:t>
       </w:r>
     </w:p>
     <w:p>
+      <w:pPr>
+        <w:widowControl/>
+        <w:ind w:left="4649"/>
+      </w:pPr>
       <w:r>
-        <w:t>Представитель: [Представитель и полномочия].</w:t>
+        <w:rPr>
+          <w:color w:val="000000"/>
+        </w:rPr>
+        <w:t>Цена иска: [Цена иска и расчёт]</w:t>
+        <w:br/>
+        <w:t>Госпошлина: [Госпошлина или основание льготы]</w:t>
       </w:r>
     </w:p>
     <w:p>
+      <w:pPr>
+        <w:pStyle w:val="Title"/>
+        <w:widowControl/>
+        <w:jc w:val="center"/>
+      </w:pPr>
       <w:r>
-        <w:t>Цена иска: [Цена иска и расчёт]. Госпошлина: [Госпошлина или основание льготы].</w:t>
+        <w:rPr>
+          <w:color w:val="000000"/>
+        </w:rPr>
+        <w:t>ИСКОВОЕ ЗАЯВЛЕНИЕ</w:t>
       </w:r>
     </w:p>
     <w:p>
       <w:pPr>
         <w:pStyle w:val="Heading1"/>
+        <w:widowControl/>
       </w:pPr>
       <w:r>
+        <w:rPr>
+          <w:color w:val="000000"/>
+        </w:rPr>
         <w:t>Обстоятельства и доказательства</w:t>
       </w:r>
     </w:p>
     <w:p>
+      <w:pPr>
+        <w:widowControl/>
+      </w:pPr>
       <w:r>
+        <w:rPr>
+          <w:color w:val="000000"/>
+        </w:rPr>
         <w:t>[Обстоятельства и нарушение права].</w:t>
       </w:r>
     </w:p>
     <w:p>
+      <w:pPr>
+        <w:widowControl/>
+      </w:pPr>
       <w:r>
+        <w:rPr>
+          <w:color w:val="000000"/>
+        </w:rPr>
         <w:t>Доказательства: [Доказательства по обстоятельствам].</w:t>
       </w:r>
     </w:p>
     <w:p>
+      <w:pPr>
+        <w:widowControl/>
+      </w:pPr>
       <w:r>
+        <w:rPr>
+          <w:color w:val="000000"/>
+        </w:rPr>
         <w:t>Правовое основание: [Правовые основания требований].</w:t>
       </w:r>
     </w:p>
     <w:p>
+      <w:pPr>
+        <w:widowControl/>
+      </w:pPr>
       <w:r>
+        <w:rPr>
+          <w:color w:val="000000"/>
+        </w:rPr>
         <w:t>Досудебный порядок и предпринятые действия по примирению: [Досудебный порядок и примирение].</w:t>
       </w:r>
     </w:p>
     <w:p>
       <w:pPr>
         <w:pStyle w:val="Heading1"/>
+        <w:widowControl/>
       </w:pPr>
       <w:r>
+        <w:rPr>
+          <w:color w:val="000000"/>
+        </w:rPr>
         <w:t>Прошу суд</w:t>
       </w:r>
     </w:p>
     <w:p>
+      <w:pPr>
+        <w:widowControl/>
+      </w:pPr>
       <w:r>
+        <w:rPr>
+          <w:color w:val="000000"/>
+        </w:rPr>
         <w:t>[Просительная часть по пунктам].</w:t>
       </w:r>
     </w:p>
     <w:p>
       <w:pPr>
         <w:pStyle w:val="Heading1"/>
+        <w:widowControl/>
       </w:pPr>
       <w:r>
+        <w:rPr>
+          <w:color w:val="000000"/>
+        </w:rPr>
         <w:t>Приложения</w:t>
       </w:r>
     </w:p>
     <w:p>
+      <w:pPr>
+        <w:widowControl/>
+      </w:pPr>
       <w:r>
+        <w:rPr>
+          <w:color w:val="000000"/>
+        </w:rPr>
         <w:t>[Приложения включая отправку участникам].</w:t>
       </w:r>
     </w:p>
     <w:p>
+      <w:pPr>
+        <w:widowControl/>
+      </w:pPr>
       <w:r>
+        <w:rPr>
+          <w:color w:val="000000"/>
+        </w:rPr>
+        <w:t>Место составления: [Место составления]    Дата: [Дата документа]</w:t>
+      </w:r>
+    </w:p>
+    <w:p>
+      <w:pPr>
+        <w:widowControl/>
+      </w:pPr>
+      <w:r>
+        <w:rPr>
+          <w:color w:val="000000"/>
+        </w:rPr>
         <w:t>Подпись истца или представителя ____________________</w:t>
       </w:r>
     </w:p>
     <w:sectPr>
       <w:footerReference w:type="default" r:id="rId9"/>
+      <w:headerReference w:type="default" r:id="rId10"/>
       <w:pgSz w:w="11906" w:h="16838"/>
-      <w:pgMar w:top="964" w:right="1134" w:bottom="964" w:left="1134" w:header="720" w:footer="720" w:gutter="0"/>
+      <w:pgMar w:top="1020" w:right="1020" w:bottom="1020" w:left="1247" w:header="720" w:footer="720" w:gutter="0"/>
       <w:cols w:space="720"/>
       <w:docGrid w:linePitch="360"/>
     </w:sectPr>
@@ -122,9 +236,26 @@
       <w:pStyle w:val="Footer"/>
       <w:jc w:val="center"/>
     </w:pPr>
+    <w:r>
+      <w:rPr>
+        <w:rFonts w:ascii="Times New Roman" w:hAnsi="Times New Roman"/>
+        <w:color w:val="000000"/>
+        <w:sz w:val="18"/>
+      </w:rPr>
+    </w:r>
     <w:fldSimple w:instr="PAGE"/>
   </w:p>
 </w:ftr>
+</file>
+
+<file path=word/header1.xml><?xml version="1.0" encoding="utf-8"?>
+<w:hdr xmlns:m="http://schemas.openxmlformats.org/officeDocument/2006/math" xmlns:mc="http://schemas.openxmlformats.org/markup-compatibility/2006" xmlns:mo="http://schemas.microsoft.com/office/mac/office/2008/main" xmlns:mv="urn:schemas-microsoft-com:mac:vml" xmlns:o="urn:schemas-microsoft-com:office:office" xmlns:r="http://schemas.openxmlformats.org/officeDocument/2006/relationships" xmlns:v="urn:schemas-microsoft-com:vml" xmlns:w10="urn:schemas-microsoft-com:office:word" xmlns:w14="http://schemas.microsoft.com/office/word/2010/wordml" xmlns:w="http://schemas.openxmlformats.org/wordprocessingml/2006/main" xmlns:wne="http://schemas.microsoft.com/office/word/2006/wordml" xmlns:wp14="http://schemas.microsoft.com/office/word/2010/wordprocessingDrawing" xmlns:wp="http://schemas.openxmlformats.org/drawingml/2006/wordprocessingDrawing" xmlns:wpc="http://schemas.microsoft.com/office/word/2010/wordprocessingCanvas" xmlns:wpg="http://schemas.microsoft.com/office/word/2010/wordprocessingGroup" xmlns:wpi="http://schemas.microsoft.com/office/word/2010/wordprocessingInk" xmlns:wps="http://schemas.microsoft.com/office/word/2010/wordprocessingShape" mc:Ignorable="w14 wp14">
+  <w:p>
+    <w:pPr>
+      <w:pStyle w:val="Header"/>
+    </w:pPr>
+  </w:p>
+</w:hdr>
 </file>
 
 <file path=word/numbering.xml><?xml version="1.0" encoding="utf-8"?>
@@ -491,7 +622,7 @@
     <w:qFormat/>
     <w:rsid w:val="00FC693F"/>
     <w:pPr>
-      <w:spacing w:after="100" w:line="250" w:lineRule="auto"/>
+      <w:spacing w:after="100" w:line="254" w:lineRule="auto"/>
     </w:pPr>
     <w:rPr>
       <w:rFonts w:ascii="Times New Roman" w:hAnsi="Times New Roman" w:eastAsia="Times New Roman" w:cs="Times New Roman"/>
@@ -554,7 +685,7 @@
     <w:pPr>
       <w:keepNext/>
       <w:keepLines/>
-      <w:spacing w:before="140" w:after="100" w:line="250" w:lineRule="auto"/>
+      <w:spacing w:before="180" w:after="100" w:line="254" w:lineRule="auto"/>
       <w:outlineLvl w:val="0"/>
     </w:pPr>
     <w:rPr>
@@ -562,7 +693,7 @@
       <w:b/>
       <w:bCs/>
       <w:color w:val="000000"/>
-      <w:sz w:val="24"/>
+      <w:sz w:val="23"/>
       <w:szCs w:val="28"/>
     </w:rPr>
   </w:style>
@@ -578,15 +709,15 @@
     <w:pPr>
       <w:keepNext/>
       <w:keepLines/>
-      <w:spacing w:before="200" w:after="0"/>
+      <w:spacing w:before="200" w:after="100" w:line="254" w:lineRule="auto"/>
       <w:outlineLvl w:val="1"/>
     </w:pPr>
     <w:rPr>
-      <w:rFonts w:asciiTheme="majorHAnsi" w:eastAsiaTheme="majorEastAsia" w:hAnsiTheme="majorHAnsi" w:cstheme="majorBidi"/>
+      <w:rFonts w:ascii="Times New Roman" w:hAnsi="Times New Roman" w:eastAsia="Times New Roman" w:cs="Times New Roman"/>
       <w:b/>
       <w:bCs/>
-      <w:color w:val="4F81BD" w:themeColor="accent1"/>
-      <w:sz w:val="26"/>
+      <w:color w:val="000000"/>
+      <w:sz w:val="22"/>
       <w:szCs w:val="26"/>
     </w:rPr>
   </w:style>
@@ -609,7 +740,7 @@
       <w:rFonts w:asciiTheme="majorHAnsi" w:eastAsiaTheme="majorEastAsia" w:hAnsiTheme="majorHAnsi" w:cstheme="majorBidi"/>
       <w:b/>
       <w:bCs/>
-      <w:color w:val="4F81BD" w:themeColor="accent1"/>
+      <w:color w:val="000000"/>
     </w:rPr>
   </w:style>
   <w:style w:type="paragraph" w:styleId="Heading4">
@@ -634,7 +765,7 @@
       <w:bCs/>
       <w:i/>
       <w:iCs/>
-      <w:color w:val="4F81BD" w:themeColor="accent1"/>
+      <w:color w:val="000000"/>
     </w:rPr>
   </w:style>
   <w:style w:type="paragraph" w:styleId="Heading5">
@@ -655,7 +786,7 @@
     </w:pPr>
     <w:rPr>
       <w:rFonts w:asciiTheme="majorHAnsi" w:eastAsiaTheme="majorEastAsia" w:hAnsiTheme="majorHAnsi" w:cstheme="majorBidi"/>
-      <w:color w:val="243F60" w:themeColor="accent1" w:themeShade="7F"/>
+      <w:color w:val="000000"/>
     </w:rPr>
   </w:style>
   <w:style w:type="paragraph" w:styleId="Heading6">
@@ -678,7 +809,7 @@
       <w:rFonts w:asciiTheme="majorHAnsi" w:eastAsiaTheme="majorEastAsia" w:hAnsiTheme="majorHAnsi" w:cstheme="majorBidi"/>
       <w:i/>
       <w:iCs/>
-      <w:color w:val="243F60" w:themeColor="accent1" w:themeShade="7F"/>
+      <w:color w:val="000000"/>
     </w:rPr>
   </w:style>
   <w:style w:type="paragraph" w:styleId="Heading7">
@@ -701,7 +832,7 @@
       <w:rFonts w:asciiTheme="majorHAnsi" w:eastAsiaTheme="majorEastAsia" w:hAnsiTheme="majorHAnsi" w:cstheme="majorBidi"/>
       <w:i/>
       <w:iCs/>
-      <w:color w:val="404040" w:themeColor="text1" w:themeTint="BF"/>
+      <w:color w:val="000000"/>
     </w:rPr>
   </w:style>
   <w:style w:type="paragraph" w:styleId="Heading8">
@@ -722,7 +853,7 @@
     </w:pPr>
     <w:rPr>
       <w:rFonts w:asciiTheme="majorHAnsi" w:eastAsiaTheme="majorEastAsia" w:hAnsiTheme="majorHAnsi" w:cstheme="majorBidi"/>
-      <w:color w:val="4F81BD" w:themeColor="accent1"/>
+      <w:color w:val="000000"/>
       <w:sz w:val="20"/>
       <w:szCs w:val="20"/>
     </w:rPr>
@@ -747,7 +878,7 @@
       <w:rFonts w:asciiTheme="majorHAnsi" w:eastAsiaTheme="majorEastAsia" w:hAnsiTheme="majorHAnsi" w:cstheme="majorBidi"/>
       <w:i/>
       <w:iCs/>
-      <w:color w:val="404040" w:themeColor="text1" w:themeTint="BF"/>
+      <w:color w:val="000000"/>
       <w:sz w:val="20"/>
       <w:szCs w:val="20"/>
     </w:rPr>
@@ -798,7 +929,7 @@
       <w:rFonts w:asciiTheme="majorHAnsi" w:eastAsiaTheme="majorEastAsia" w:hAnsiTheme="majorHAnsi" w:cstheme="majorBidi"/>
       <w:b/>
       <w:bCs/>
-      <w:color w:val="365F91" w:themeColor="accent1" w:themeShade="BF"/>
+      <w:color w:val="000000"/>
       <w:sz w:val="28"/>
       <w:szCs w:val="28"/>
     </w:rPr>
@@ -813,7 +944,7 @@
       <w:rFonts w:asciiTheme="majorHAnsi" w:eastAsiaTheme="majorEastAsia" w:hAnsiTheme="majorHAnsi" w:cstheme="majorBidi"/>
       <w:b/>
       <w:bCs/>
-      <w:color w:val="4F81BD" w:themeColor="accent1"/>
+      <w:color w:val="000000"/>
       <w:sz w:val="26"/>
       <w:szCs w:val="26"/>
     </w:rPr>
@@ -828,7 +959,7 @@
       <w:rFonts w:asciiTheme="majorHAnsi" w:eastAsiaTheme="majorEastAsia" w:hAnsiTheme="majorHAnsi" w:cstheme="majorBidi"/>
       <w:b/>
       <w:bCs/>
-      <w:color w:val="4F81BD" w:themeColor="accent1"/>
+      <w:color w:val="000000"/>
     </w:rPr>
   </w:style>
   <w:style w:type="paragraph" w:styleId="Title">
@@ -840,7 +971,7 @@
     <w:qFormat/>
     <w:rsid w:val="00FC693F"/>
     <w:pPr>
-      <w:spacing w:after="100" w:line="250" w:lineRule="auto"/>
+      <w:spacing w:after="200" w:line="254" w:lineRule="auto"/>
       <w:contextualSpacing/>
     </w:pPr>
     <w:rPr>
@@ -849,7 +980,7 @@
       <w:color w:val="000000"/>
       <w:spacing w:val="5"/>
       <w:kern w:val="28"/>
-      <w:sz w:val="32"/>
+      <w:sz w:val="28"/>
       <w:szCs w:val="52"/>
     </w:rPr>
   </w:style>
@@ -861,7 +992,7 @@
     <w:rsid w:val="00FC693F"/>
     <w:rPr>
       <w:rFonts w:asciiTheme="majorHAnsi" w:eastAsiaTheme="majorEastAsia" w:hAnsiTheme="majorHAnsi" w:cstheme="majorBidi"/>
-      <w:color w:val="17365D" w:themeColor="text2" w:themeShade="BF"/>
+      <w:color w:val="000000"/>
       <w:spacing w:val="5"/>
       <w:kern w:val="28"/>
       <w:sz w:val="52"/>
@@ -885,7 +1016,7 @@
       <w:rFonts w:asciiTheme="majorHAnsi" w:eastAsiaTheme="majorEastAsia" w:hAnsiTheme="majorHAnsi" w:cstheme="majorBidi"/>
       <w:i/>
       <w:iCs/>
-      <w:color w:val="4F81BD" w:themeColor="accent1"/>
+      <w:color w:val="000000"/>
       <w:spacing w:val="15"/>
       <w:sz w:val="24"/>
       <w:szCs w:val="24"/>
@@ -901,7 +1032,7 @@
       <w:rFonts w:asciiTheme="majorHAnsi" w:eastAsiaTheme="majorEastAsia" w:hAnsiTheme="majorHAnsi" w:cstheme="majorBidi"/>
       <w:i/>
       <w:iCs/>
-      <w:color w:val="4F81BD" w:themeColor="accent1"/>
+      <w:color w:val="000000"/>
       <w:spacing w:val="15"/>
       <w:sz w:val="24"/>
       <w:szCs w:val="24"/>
@@ -1173,7 +1304,7 @@
     <w:rPr>
       <w:i/>
       <w:iCs/>
-      <w:color w:val="000000" w:themeColor="text1"/>
+      <w:color w:val="000000"/>
     </w:rPr>
   </w:style>
   <w:style w:type="character" w:customStyle="1" w:styleId="QuoteChar">
@@ -1185,7 +1316,7 @@
     <w:rPr>
       <w:i/>
       <w:iCs/>
-      <w:color w:val="000000" w:themeColor="text1"/>
+      <w:color w:val="000000"/>
     </w:rPr>
   </w:style>
   <w:style w:type="character" w:customStyle="1" w:styleId="Heading4Char">
@@ -1201,7 +1332,7 @@
       <w:bCs/>
       <w:i/>
       <w:iCs/>
-      <w:color w:val="4F81BD" w:themeColor="accent1"/>
+      <w:color w:val="000000"/>
     </w:rPr>
   </w:style>
   <w:style w:type="character" w:customStyle="1" w:styleId="Heading5Char">
@@ -1213,7 +1344,7 @@
     <w:rsid w:val="00FC693F"/>
     <w:rPr>
       <w:rFonts w:asciiTheme="majorHAnsi" w:eastAsiaTheme="majorEastAsia" w:hAnsiTheme="majorHAnsi" w:cstheme="majorBidi"/>
-      <w:color w:val="243F60" w:themeColor="accent1" w:themeShade="7F"/>
+      <w:color w:val="000000"/>
     </w:rPr>
   </w:style>
   <w:style w:type="character" w:customStyle="1" w:styleId="Heading6Char">
@@ -1227,7 +1358,7 @@
       <w:rFonts w:asciiTheme="majorHAnsi" w:eastAsiaTheme="majorEastAsia" w:hAnsiTheme="majorHAnsi" w:cstheme="majorBidi"/>
       <w:i/>
       <w:iCs/>
-      <w:color w:val="243F60" w:themeColor="accent1" w:themeShade="7F"/>
+      <w:color w:val="000000"/>
     </w:rPr>
   </w:style>
   <w:style w:type="character" w:customStyle="1" w:styleId="Heading7Char">
@@ -1241,7 +1372,7 @@
       <w:rFonts w:asciiTheme="majorHAnsi" w:eastAsiaTheme="majorEastAsia" w:hAnsiTheme="majorHAnsi" w:cstheme="majorBidi"/>
       <w:i/>
       <w:iCs/>
-      <w:color w:val="404040" w:themeColor="text1" w:themeTint="BF"/>
+      <w:color w:val="000000"/>
     </w:rPr>
   </w:style>
   <w:style w:type="character" w:customStyle="1" w:styleId="Heading8Char">
@@ -1253,7 +1384,7 @@
     <w:rsid w:val="00FC693F"/>
     <w:rPr>
       <w:rFonts w:asciiTheme="majorHAnsi" w:eastAsiaTheme="majorEastAsia" w:hAnsiTheme="majorHAnsi" w:cstheme="majorBidi"/>
-      <w:color w:val="4F81BD" w:themeColor="accent1"/>
+      <w:color w:val="000000"/>
       <w:sz w:val="20"/>
       <w:szCs w:val="20"/>
     </w:rPr>
@@ -1269,7 +1400,7 @@
       <w:rFonts w:asciiTheme="majorHAnsi" w:eastAsiaTheme="majorEastAsia" w:hAnsiTheme="majorHAnsi" w:cstheme="majorBidi"/>
       <w:i/>
       <w:iCs/>
-      <w:color w:val="404040" w:themeColor="text1" w:themeTint="BF"/>
+      <w:color w:val="000000"/>
       <w:sz w:val="20"/>
       <w:szCs w:val="20"/>
     </w:rPr>
@@ -1289,7 +1420,7 @@
     <w:rPr>
       <w:b/>
       <w:bCs/>
-      <w:color w:val="4F81BD" w:themeColor="accent1"/>
+      <w:color w:val="000000"/>
       <w:sz w:val="18"/>
       <w:szCs w:val="18"/>
     </w:rPr>
@@ -1333,7 +1464,7 @@
       <w:bCs/>
       <w:i/>
       <w:iCs/>
-      <w:color w:val="4F81BD" w:themeColor="accent1"/>
+      <w:color w:val="000000"/>
     </w:rPr>
   </w:style>
   <w:style w:type="character" w:customStyle="1" w:styleId="IntenseQuoteChar">
@@ -1347,7 +1478,7 @@
       <w:bCs/>
       <w:i/>
       <w:iCs/>
-      <w:color w:val="4F81BD" w:themeColor="accent1"/>
+      <w:color w:val="000000"/>
     </w:rPr>
   </w:style>
   <w:style w:type="character" w:styleId="SubtleEmphasis">
@@ -1359,7 +1490,7 @@
     <w:rPr>
       <w:i/>
       <w:iCs/>
-      <w:color w:val="808080" w:themeColor="text1" w:themeTint="7F"/>
+      <w:color w:val="000000"/>
     </w:rPr>
   </w:style>
   <w:style w:type="character" w:styleId="IntenseEmphasis">
@@ -1373,7 +1504,7 @@
       <w:bCs/>
       <w:i/>
       <w:iCs/>
-      <w:color w:val="4F81BD" w:themeColor="accent1"/>
+      <w:color w:val="000000"/>
     </w:rPr>
   </w:style>
   <w:style w:type="character" w:styleId="SubtleReference">
@@ -1384,7 +1515,7 @@
     <w:rsid w:val="00FC693F"/>
     <w:rPr>
       <w:smallCaps/>
-      <w:color w:val="C0504D" w:themeColor="accent2"/>
+      <w:color w:val="000000"/>
       <w:u w:val="single"/>
     </w:rPr>
   </w:style>
@@ -1398,7 +1529,7 @@
       <w:b/>
       <w:bCs/>
       <w:smallCaps/>
-      <w:color w:val="C0504D" w:themeColor="accent2"/>
+      <w:color w:val="000000"/>
       <w:spacing w:val="5"/>
       <w:u w:val="single"/>
     </w:rPr>
@@ -1464,7 +1595,7 @@
       <w:spacing w:after="0" w:line="240" w:lineRule="auto"/>
     </w:pPr>
     <w:rPr>
-      <w:color w:val="000000" w:themeColor="text1" w:themeShade="BF"/>
+      <w:color w:val="000000"/>
     </w:rPr>
     <w:tblPr>
       <w:tblStyleRowBandSize w:val="1"/>
@@ -1567,7 +1698,7 @@
       <w:spacing w:after="0" w:line="240" w:lineRule="auto"/>
     </w:pPr>
     <w:rPr>
-      <w:color w:val="365F91" w:themeColor="accent1" w:themeShade="BF"/>
+      <w:color w:val="000000"/>
     </w:rPr>
     <w:tblPr>
       <w:tblStyleRowBandSize w:val="1"/>
@@ -1670,7 +1801,7 @@
       <w:spacing w:after="0" w:line="240" w:lineRule="auto"/>
     </w:pPr>
     <w:rPr>
-      <w:color w:val="943634" w:themeColor="accent2" w:themeShade="BF"/>
+      <w:color w:val="000000"/>
     </w:rPr>
     <w:tblPr>
       <w:tblStyleRowBandSize w:val="1"/>
@@ -1773,7 +1904,7 @@
       <w:spacing w:after="0" w:line="240" w:lineRule="auto"/>
     </w:pPr>
     <w:rPr>
-      <w:color w:val="76923C" w:themeColor="accent3" w:themeShade="BF"/>
+      <w:color w:val="000000"/>
     </w:rPr>
     <w:tblPr>
       <w:tblStyleRowBandSize w:val="1"/>
@@ -1876,7 +2007,7 @@
       <w:spacing w:after="0" w:line="240" w:lineRule="auto"/>
     </w:pPr>
     <w:rPr>
-      <w:color w:val="5F497A" w:themeColor="accent4" w:themeShade="BF"/>
+      <w:color w:val="000000"/>
     </w:rPr>
     <w:tblPr>
       <w:tblStyleRowBandSize w:val="1"/>
@@ -1979,7 +2110,7 @@
       <w:spacing w:after="0" w:line="240" w:lineRule="auto"/>
     </w:pPr>
     <w:rPr>
-      <w:color w:val="31849B" w:themeColor="accent5" w:themeShade="BF"/>
+      <w:color w:val="000000"/>
     </w:rPr>
     <w:tblPr>
       <w:tblStyleRowBandSize w:val="1"/>
@@ -2082,7 +2213,7 @@
       <w:spacing w:after="0" w:line="240" w:lineRule="auto"/>
     </w:pPr>
     <w:rPr>
-      <w:color w:val="E36C0A" w:themeColor="accent6" w:themeShade="BF"/>
+      <w:color w:val="000000"/>
     </w:rPr>
     <w:tblPr>
       <w:tblStyleRowBandSize w:val="1"/>
@@ -2208,7 +2339,7 @@
       <w:rPr>
         <w:b/>
         <w:bCs/>
-        <w:color w:val="FFFFFF" w:themeColor="background1"/>
+        <w:color w:val="000000"/>
       </w:rPr>
       <w:tblPr/>
       <w:tcPr>
@@ -2300,7 +2431,7 @@
       <w:rPr>
         <w:b/>
         <w:bCs/>
-        <w:color w:val="FFFFFF" w:themeColor="background1"/>
+        <w:color w:val="000000"/>
       </w:rPr>
       <w:tblPr/>
       <w:tcPr>
@@ -2392,7 +2523,7 @@
       <w:rPr>
         <w:b/>
         <w:bCs/>
-        <w:color w:val="FFFFFF" w:themeColor="background1"/>
+        <w:color w:val="000000"/>
       </w:rPr>
       <w:tblPr/>
       <w:tcPr>
@@ -2484,7 +2615,7 @@
       <w:rPr>
         <w:b/>
         <w:bCs/>
-        <w:color w:val="FFFFFF" w:themeColor="background1"/>
+        <w:color w:val="000000"/>
       </w:rPr>
       <w:tblPr/>
       <w:tcPr>
@@ -2576,7 +2707,7 @@
       <w:rPr>
         <w:b/>
         <w:bCs/>
-        <w:color w:val="FFFFFF" w:themeColor="background1"/>
+        <w:color w:val="000000"/>
       </w:rPr>
       <w:tblPr/>
       <w:tcPr>
@@ -2668,7 +2799,7 @@
       <w:rPr>
         <w:b/>
         <w:bCs/>
-        <w:color w:val="FFFFFF" w:themeColor="background1"/>
+        <w:color w:val="000000"/>
       </w:rPr>
       <w:tblPr/>
       <w:tcPr>
@@ -2760,7 +2891,7 @@
       <w:rPr>
         <w:b/>
         <w:bCs/>
-        <w:color w:val="FFFFFF" w:themeColor="background1"/>
+        <w:color w:val="000000"/>
       </w:rPr>
       <w:tblPr/>
       <w:tcPr>
@@ -3763,7 +3894,7 @@
       <w:rPr>
         <w:b/>
         <w:bCs/>
-        <w:color w:val="FFFFFF" w:themeColor="background1"/>
+        <w:color w:val="000000"/>
       </w:rPr>
       <w:tblPr/>
       <w:tcPr>
@@ -3869,7 +4000,7 @@
       <w:rPr>
         <w:b/>
         <w:bCs/>
-        <w:color w:val="FFFFFF" w:themeColor="background1"/>
+        <w:color w:val="000000"/>
       </w:rPr>
       <w:tblPr/>
       <w:tcPr>
@@ -3975,7 +4106,7 @@
       <w:rPr>
         <w:b/>
         <w:bCs/>
-        <w:color w:val="FFFFFF" w:themeColor="background1"/>
+        <w:color w:val="000000"/>
       </w:rPr>
       <w:tblPr/>
       <w:tcPr>
@@ -4081,7 +4212,7 @@
       <w:rPr>
         <w:b/>
         <w:bCs/>
-        <w:color w:val="FFFFFF" w:themeColor="background1"/>
+        <w:color w:val="000000"/>
       </w:rPr>
       <w:tblPr/>
       <w:tcPr>
@@ -4187,7 +4318,7 @@
       <w:rPr>
         <w:b/>
         <w:bCs/>
-        <w:color w:val="FFFFFF" w:themeColor="background1"/>
+        <w:color w:val="000000"/>
       </w:rPr>
       <w:tblPr/>
       <w:tcPr>
@@ -4293,7 +4424,7 @@
       <w:rPr>
         <w:b/>
         <w:bCs/>
-        <w:color w:val="FFFFFF" w:themeColor="background1"/>
+        <w:color w:val="000000"/>
       </w:rPr>
       <w:tblPr/>
       <w:tcPr>
@@ -4399,7 +4530,7 @@
       <w:rPr>
         <w:b/>
         <w:bCs/>
-        <w:color w:val="FFFFFF" w:themeColor="background1"/>
+        <w:color w:val="000000"/>
       </w:rPr>
       <w:tblPr/>
       <w:tcPr>
@@ -4502,7 +4633,7 @@
       <w:rPr>
         <w:b/>
         <w:bCs/>
-        <w:color w:val="FFFFFF" w:themeColor="background1"/>
+        <w:color w:val="000000"/>
       </w:rPr>
       <w:tblPr/>
       <w:tcPr>
@@ -4522,7 +4653,7 @@
         <w:spacing w:before="0" w:after="0" w:line="240" w:lineRule="auto"/>
       </w:pPr>
       <w:rPr>
-        <w:color w:val="auto"/>
+        <w:color w:val="000000"/>
       </w:rPr>
       <w:tblPr/>
       <w:tcPr>
@@ -4541,7 +4672,7 @@
       <w:rPr>
         <w:b/>
         <w:bCs/>
-        <w:color w:val="FFFFFF" w:themeColor="background1"/>
+        <w:color w:val="000000"/>
       </w:rPr>
       <w:tblPr/>
       <w:tcPr>
@@ -4560,7 +4691,7 @@
       <w:rPr>
         <w:b/>
         <w:bCs/>
-        <w:color w:val="FFFFFF" w:themeColor="background1"/>
+        <w:color w:val="000000"/>
       </w:rPr>
       <w:tblPr/>
       <w:tcPr>
@@ -4606,7 +4737,7 @@
     </w:tblStylePr>
     <w:tblStylePr w:type="nwCell">
       <w:rPr>
-        <w:color w:val="FFFFFF" w:themeColor="background1"/>
+        <w:color w:val="000000"/>
       </w:rPr>
       <w:tblPr/>
       <w:tcPr>
@@ -4651,7 +4782,7 @@
       <w:rPr>
         <w:b/>
         <w:bCs/>
-        <w:color w:val="FFFFFF" w:themeColor="background1"/>
+        <w:color w:val="000000"/>
       </w:rPr>
       <w:tblPr/>
       <w:tcPr>
@@ -4671,7 +4802,7 @@
         <w:spacing w:before="0" w:after="0" w:line="240" w:lineRule="auto"/>
       </w:pPr>
       <w:rPr>
-        <w:color w:val="auto"/>
+        <w:color w:val="000000"/>
       </w:rPr>
       <w:tblPr/>
       <w:tcPr>
@@ -4690,7 +4821,7 @@
       <w:rPr>
         <w:b/>
         <w:bCs/>
-        <w:color w:val="FFFFFF" w:themeColor="background1"/>
+        <w:color w:val="000000"/>
       </w:rPr>
       <w:tblPr/>
       <w:tcPr>
@@ -4709,7 +4840,7 @@
       <w:rPr>
         <w:b/>
         <w:bCs/>
-        <w:color w:val="FFFFFF" w:themeColor="background1"/>
+        <w:color w:val="000000"/>
       </w:rPr>
       <w:tblPr/>
       <w:tcPr>
@@ -4755,7 +4886,7 @@
     </w:tblStylePr>
     <w:tblStylePr w:type="nwCell">
       <w:rPr>
-        <w:color w:val="FFFFFF" w:themeColor="background1"/>
+        <w:color w:val="000000"/>
       </w:rPr>
       <w:tblPr/>
       <w:tcPr>
@@ -4800,7 +4931,7 @@
       <w:rPr>
         <w:b/>
         <w:bCs/>
-        <w:color w:val="FFFFFF" w:themeColor="background1"/>
+        <w:color w:val="000000"/>
       </w:rPr>
       <w:tblPr/>
       <w:tcPr>
@@ -4820,7 +4951,7 @@
         <w:spacing w:before="0" w:after="0" w:line="240" w:lineRule="auto"/>
       </w:pPr>
       <w:rPr>
-        <w:color w:val="auto"/>
+        <w:color w:val="000000"/>
       </w:rPr>
       <w:tblPr/>
       <w:tcPr>
@@ -4839,7 +4970,7 @@
       <w:rPr>
         <w:b/>
         <w:bCs/>
-        <w:color w:val="FFFFFF" w:themeColor="background1"/>
+        <w:color w:val="000000"/>
       </w:rPr>
       <w:tblPr/>
       <w:tcPr>
@@ -4858,7 +4989,7 @@
       <w:rPr>
         <w:b/>
         <w:bCs/>
-        <w:color w:val="FFFFFF" w:themeColor="background1"/>
+        <w:color w:val="000000"/>
       </w:rPr>
       <w:tblPr/>
       <w:tcPr>
@@ -4904,7 +5035,7 @@
     </w:tblStylePr>
     <w:tblStylePr w:type="nwCell">
       <w:rPr>
-        <w:color w:val="FFFFFF" w:themeColor="background1"/>
+        <w:color w:val="000000"/>
       </w:rPr>
       <w:tblPr/>
       <w:tcPr>
@@ -4949,7 +5080,7 @@
       <w:rPr>
         <w:b/>
         <w:bCs/>
-        <w:color w:val="FFFFFF" w:themeColor="background1"/>
+        <w:color w:val="000000"/>
       </w:rPr>
       <w:tblPr/>
       <w:tcPr>
@@ -4969,7 +5100,7 @@
         <w:spacing w:before="0" w:after="0" w:line="240" w:lineRule="auto"/>
       </w:pPr>
       <w:rPr>
-        <w:color w:val="auto"/>
+        <w:color w:val="000000"/>
       </w:rPr>
       <w:tblPr/>
       <w:tcPr>
@@ -4988,7 +5119,7 @@
       <w:rPr>
         <w:b/>
         <w:bCs/>
-        <w:color w:val="FFFFFF" w:themeColor="background1"/>
+        <w:color w:val="000000"/>
       </w:rPr>
       <w:tblPr/>
       <w:tcPr>
@@ -5007,7 +5138,7 @@
       <w:rPr>
         <w:b/>
         <w:bCs/>
-        <w:color w:val="FFFFFF" w:themeColor="background1"/>
+        <w:color w:val="000000"/>
       </w:rPr>
       <w:tblPr/>
       <w:tcPr>
@@ -5053,7 +5184,7 @@
     </w:tblStylePr>
     <w:tblStylePr w:type="nwCell">
       <w:rPr>
-        <w:color w:val="FFFFFF" w:themeColor="background1"/>
+        <w:color w:val="000000"/>
       </w:rPr>
       <w:tblPr/>
       <w:tcPr>
@@ -5098,7 +5229,7 @@
       <w:rPr>
         <w:b/>
         <w:bCs/>
-        <w:color w:val="FFFFFF" w:themeColor="background1"/>
+        <w:color w:val="000000"/>
       </w:rPr>
       <w:tblPr/>
       <w:tcPr>
@@ -5118,7 +5249,7 @@
         <w:spacing w:before="0" w:after="0" w:line="240" w:lineRule="auto"/>
       </w:pPr>
       <w:rPr>
-        <w:color w:val="auto"/>
+        <w:color w:val="000000"/>
       </w:rPr>
       <w:tblPr/>
       <w:tcPr>
@@ -5137,7 +5268,7 @@
       <w:rPr>
         <w:b/>
         <w:bCs/>
-        <w:color w:val="FFFFFF" w:themeColor="background1"/>
+        <w:color w:val="000000"/>
       </w:rPr>
       <w:tblPr/>
       <w:tcPr>
@@ -5156,7 +5287,7 @@
       <w:rPr>
         <w:b/>
         <w:bCs/>
-        <w:color w:val="FFFFFF" w:themeColor="background1"/>
+        <w:color w:val="000000"/>
       </w:rPr>
       <w:tblPr/>
       <w:tcPr>
@@ -5202,7 +5333,7 @@
     </w:tblStylePr>
     <w:tblStylePr w:type="nwCell">
       <w:rPr>
-        <w:color w:val="FFFFFF" w:themeColor="background1"/>
+        <w:color w:val="000000"/>
       </w:rPr>
       <w:tblPr/>
       <w:tcPr>
@@ -5247,7 +5378,7 @@
       <w:rPr>
         <w:b/>
         <w:bCs/>
-        <w:color w:val="FFFFFF" w:themeColor="background1"/>
+        <w:color w:val="000000"/>
       </w:rPr>
       <w:tblPr/>
       <w:tcPr>
@@ -5267,7 +5398,7 @@
         <w:spacing w:before="0" w:after="0" w:line="240" w:lineRule="auto"/>
       </w:pPr>
       <w:rPr>
-        <w:color w:val="auto"/>
+        <w:color w:val="000000"/>
       </w:rPr>
       <w:tblPr/>
       <w:tcPr>
@@ -5286,7 +5417,7 @@
       <w:rPr>
         <w:b/>
         <w:bCs/>
-        <w:color w:val="FFFFFF" w:themeColor="background1"/>
+        <w:color w:val="000000"/>
       </w:rPr>
       <w:tblPr/>
       <w:tcPr>
@@ -5305,7 +5436,7 @@
       <w:rPr>
         <w:b/>
         <w:bCs/>
-        <w:color w:val="FFFFFF" w:themeColor="background1"/>
+        <w:color w:val="000000"/>
       </w:rPr>
       <w:tblPr/>
       <w:tcPr>
@@ -5351,7 +5482,7 @@
     </w:tblStylePr>
     <w:tblStylePr w:type="nwCell">
       <w:rPr>
-        <w:color w:val="FFFFFF" w:themeColor="background1"/>
+        <w:color w:val="000000"/>
       </w:rPr>
       <w:tblPr/>
       <w:tcPr>
@@ -5396,7 +5527,7 @@
       <w:rPr>
         <w:b/>
         <w:bCs/>
-        <w:color w:val="FFFFFF" w:themeColor="background1"/>
+        <w:color w:val="000000"/>
       </w:rPr>
       <w:tblPr/>
       <w:tcPr>
@@ -5416,7 +5547,7 @@
         <w:spacing w:before="0" w:after="0" w:line="240" w:lineRule="auto"/>
       </w:pPr>
       <w:rPr>
-        <w:color w:val="auto"/>
+        <w:color w:val="000000"/>
       </w:rPr>
       <w:tblPr/>
       <w:tcPr>
@@ -5435,7 +5566,7 @@
       <w:rPr>
         <w:b/>
         <w:bCs/>
-        <w:color w:val="FFFFFF" w:themeColor="background1"/>
+        <w:color w:val="000000"/>
       </w:rPr>
       <w:tblPr/>
       <w:tcPr>
@@ -5454,7 +5585,7 @@
       <w:rPr>
         <w:b/>
         <w:bCs/>
-        <w:color w:val="FFFFFF" w:themeColor="background1"/>
+        <w:color w:val="000000"/>
       </w:rPr>
       <w:tblPr/>
       <w:tcPr>
@@ -5500,7 +5631,7 @@
     </w:tblStylePr>
     <w:tblStylePr w:type="nwCell">
       <w:rPr>
-        <w:color w:val="FFFFFF" w:themeColor="background1"/>
+        <w:color w:val="000000"/>
       </w:rPr>
       <w:tblPr/>
       <w:tcPr>
@@ -5524,7 +5655,7 @@
       <w:spacing w:after="0" w:line="240" w:lineRule="auto"/>
     </w:pPr>
     <w:rPr>
-      <w:color w:val="000000" w:themeColor="text1"/>
+      <w:color w:val="000000"/>
     </w:rPr>
     <w:tblPr>
       <w:tblStyleRowBandSize w:val="1"/>
@@ -5557,7 +5688,7 @@
       <w:rPr>
         <w:b/>
         <w:bCs/>
-        <w:color w:val="1F497D" w:themeColor="text2"/>
+        <w:color w:val="000000"/>
       </w:rPr>
       <w:tblPr/>
       <w:tcPr>
@@ -5608,7 +5739,7 @@
       <w:spacing w:after="0" w:line="240" w:lineRule="auto"/>
     </w:pPr>
     <w:rPr>
-      <w:color w:val="000000" w:themeColor="text1"/>
+      <w:color w:val="000000"/>
     </w:rPr>
     <w:tblPr>
       <w:tblStyleRowBandSize w:val="1"/>
@@ -5641,7 +5772,7 @@
       <w:rPr>
         <w:b/>
         <w:bCs/>
-        <w:color w:val="1F497D" w:themeColor="text2"/>
+        <w:color w:val="000000"/>
       </w:rPr>
       <w:tblPr/>
       <w:tcPr>
@@ -5692,7 +5823,7 @@
       <w:spacing w:after="0" w:line="240" w:lineRule="auto"/>
     </w:pPr>
     <w:rPr>
-      <w:color w:val="000000" w:themeColor="text1"/>
+      <w:color w:val="000000"/>
     </w:rPr>
     <w:tblPr>
       <w:tblStyleRowBandSize w:val="1"/>
@@ -5725,7 +5856,7 @@
       <w:rPr>
         <w:b/>
         <w:bCs/>
-        <w:color w:val="1F497D" w:themeColor="text2"/>
+        <w:color w:val="000000"/>
       </w:rPr>
       <w:tblPr/>
       <w:tcPr>
@@ -5776,7 +5907,7 @@
       <w:spacing w:after="0" w:line="240" w:lineRule="auto"/>
     </w:pPr>
     <w:rPr>
-      <w:color w:val="000000" w:themeColor="text1"/>
+      <w:color w:val="000000"/>
     </w:rPr>
     <w:tblPr>
       <w:tblStyleRowBandSize w:val="1"/>
@@ -5809,7 +5940,7 @@
       <w:rPr>
         <w:b/>
         <w:bCs/>
-        <w:color w:val="1F497D" w:themeColor="text2"/>
+        <w:color w:val="000000"/>
       </w:rPr>
       <w:tblPr/>
       <w:tcPr>
@@ -5860,7 +5991,7 @@
       <w:spacing w:after="0" w:line="240" w:lineRule="auto"/>
     </w:pPr>
     <w:rPr>
-      <w:color w:val="000000" w:themeColor="text1"/>
+      <w:color w:val="000000"/>
     </w:rPr>
     <w:tblPr>
       <w:tblStyleRowBandSize w:val="1"/>
@@ -5893,7 +6024,7 @@
       <w:rPr>
         <w:b/>
         <w:bCs/>
-        <w:color w:val="1F497D" w:themeColor="text2"/>
+        <w:color w:val="000000"/>
       </w:rPr>
       <w:tblPr/>
       <w:tcPr>
@@ -5944,7 +6075,7 @@
       <w:spacing w:after="0" w:line="240" w:lineRule="auto"/>
     </w:pPr>
     <w:rPr>
-      <w:color w:val="000000" w:themeColor="text1"/>
+      <w:color w:val="000000"/>
     </w:rPr>
     <w:tblPr>
       <w:tblStyleRowBandSize w:val="1"/>
@@ -5977,7 +6108,7 @@
       <w:rPr>
         <w:b/>
         <w:bCs/>
-        <w:color w:val="1F497D" w:themeColor="text2"/>
+        <w:color w:val="000000"/>
       </w:rPr>
       <w:tblPr/>
       <w:tcPr>
@@ -6028,7 +6159,7 @@
       <w:spacing w:after="0" w:line="240" w:lineRule="auto"/>
     </w:pPr>
     <w:rPr>
-      <w:color w:val="000000" w:themeColor="text1"/>
+      <w:color w:val="000000"/>
     </w:rPr>
     <w:tblPr>
       <w:tblStyleRowBandSize w:val="1"/>
@@ -6061,7 +6192,7 @@
       <w:rPr>
         <w:b/>
         <w:bCs/>
-        <w:color w:val="1F497D" w:themeColor="text2"/>
+        <w:color w:val="000000"/>
       </w:rPr>
       <w:tblPr/>
       <w:tcPr>
@@ -6113,7 +6244,7 @@
     </w:pPr>
     <w:rPr>
       <w:rFonts w:asciiTheme="majorHAnsi" w:eastAsiaTheme="majorEastAsia" w:hAnsiTheme="majorHAnsi" w:cstheme="majorBidi"/>
-      <w:color w:val="000000" w:themeColor="text1"/>
+      <w:color w:val="000000"/>
     </w:rPr>
     <w:tblPr>
       <w:tblStyleRowBandSize w:val="1"/>
@@ -6241,7 +6372,7 @@
     </w:pPr>
     <w:rPr>
       <w:rFonts w:asciiTheme="majorHAnsi" w:eastAsiaTheme="majorEastAsia" w:hAnsiTheme="majorHAnsi" w:cstheme="majorBidi"/>
-      <w:color w:val="000000" w:themeColor="text1"/>
+      <w:color w:val="000000"/>
     </w:rPr>
     <w:tblPr>
       <w:tblStyleRowBandSize w:val="1"/>
@@ -6369,7 +6500,7 @@
     </w:pPr>
     <w:rPr>
       <w:rFonts w:asciiTheme="majorHAnsi" w:eastAsiaTheme="majorEastAsia" w:hAnsiTheme="majorHAnsi" w:cstheme="majorBidi"/>
-      <w:color w:val="000000" w:themeColor="text1"/>
+      <w:color w:val="000000"/>
     </w:rPr>
     <w:tblPr>
       <w:tblStyleRowBandSize w:val="1"/>
@@ -6497,7 +6628,7 @@
     </w:pPr>
     <w:rPr>
       <w:rFonts w:asciiTheme="majorHAnsi" w:eastAsiaTheme="majorEastAsia" w:hAnsiTheme="majorHAnsi" w:cstheme="majorBidi"/>
-      <w:color w:val="000000" w:themeColor="text1"/>
+      <w:color w:val="000000"/>
     </w:rPr>
     <w:tblPr>
       <w:tblStyleRowBandSize w:val="1"/>
@@ -6625,7 +6756,7 @@
     </w:pPr>
     <w:rPr>
       <w:rFonts w:asciiTheme="majorHAnsi" w:eastAsiaTheme="majorEastAsia" w:hAnsiTheme="majorHAnsi" w:cstheme="majorBidi"/>
-      <w:color w:val="000000" w:themeColor="text1"/>
+      <w:color w:val="000000"/>
     </w:rPr>
     <w:tblPr>
       <w:tblStyleRowBandSize w:val="1"/>
@@ -6753,7 +6884,7 @@
     </w:pPr>
     <w:rPr>
       <w:rFonts w:asciiTheme="majorHAnsi" w:eastAsiaTheme="majorEastAsia" w:hAnsiTheme="majorHAnsi" w:cstheme="majorBidi"/>
-      <w:color w:val="000000" w:themeColor="text1"/>
+      <w:color w:val="000000"/>
     </w:rPr>
     <w:tblPr>
       <w:tblStyleRowBandSize w:val="1"/>
@@ -6881,7 +7012,7 @@
     </w:pPr>
     <w:rPr>
       <w:rFonts w:asciiTheme="majorHAnsi" w:eastAsiaTheme="majorEastAsia" w:hAnsiTheme="majorHAnsi" w:cstheme="majorBidi"/>
-      <w:color w:val="000000" w:themeColor="text1"/>
+      <w:color w:val="000000"/>
     </w:rPr>
     <w:tblPr>
       <w:tblStyleRowBandSize w:val="1"/>
@@ -7520,7 +7651,7 @@
     </w:pPr>
     <w:rPr>
       <w:rFonts w:asciiTheme="majorHAnsi" w:eastAsiaTheme="majorEastAsia" w:hAnsiTheme="majorHAnsi" w:cstheme="majorBidi"/>
-      <w:color w:val="000000" w:themeColor="text1"/>
+      <w:color w:val="000000"/>
     </w:rPr>
     <w:tblPr>
       <w:tblStyleRowBandSize w:val="1"/>
@@ -7548,7 +7679,7 @@
       <w:rPr>
         <w:b/>
         <w:bCs/>
-        <w:color w:val="000000" w:themeColor="text1"/>
+        <w:color w:val="000000"/>
       </w:rPr>
       <w:tblPr/>
       <w:tcPr>
@@ -7559,7 +7690,7 @@
       <w:rPr>
         <w:b/>
         <w:bCs/>
-        <w:color w:val="000000" w:themeColor="text1"/>
+        <w:color w:val="000000"/>
       </w:rPr>
       <w:tblPr/>
       <w:tcPr>
@@ -7578,7 +7709,7 @@
       <w:rPr>
         <w:b/>
         <w:bCs/>
-        <w:color w:val="000000" w:themeColor="text1"/>
+        <w:color w:val="000000"/>
       </w:rPr>
       <w:tblPr/>
       <w:tcPr>
@@ -7597,7 +7728,7 @@
       <w:rPr>
         <w:b w:val="0"/>
         <w:bCs w:val="0"/>
-        <w:color w:val="000000" w:themeColor="text1"/>
+        <w:color w:val="000000"/>
       </w:rPr>
       <w:tblPr/>
       <w:tcPr>
@@ -7645,7 +7776,7 @@
     </w:pPr>
     <w:rPr>
       <w:rFonts w:asciiTheme="majorHAnsi" w:eastAsiaTheme="majorEastAsia" w:hAnsiTheme="majorHAnsi" w:cstheme="majorBidi"/>
-      <w:color w:val="000000" w:themeColor="text1"/>
+      <w:color w:val="000000"/>
     </w:rPr>
     <w:tblPr>
       <w:tblStyleRowBandSize w:val="1"/>
@@ -7673,7 +7804,7 @@
       <w:rPr>
         <w:b/>
         <w:bCs/>
-        <w:color w:val="000000" w:themeColor="text1"/>
+        <w:color w:val="000000"/>
       </w:rPr>
       <w:tblPr/>
       <w:tcPr>
@@ -7684,7 +7815,7 @@
       <w:rPr>
         <w:b/>
         <w:bCs/>
-        <w:color w:val="000000" w:themeColor="text1"/>
+        <w:color w:val="000000"/>
       </w:rPr>
       <w:tblPr/>
       <w:tcPr>
@@ -7703,7 +7834,7 @@
       <w:rPr>
         <w:b/>
         <w:bCs/>
-        <w:color w:val="000000" w:themeColor="text1"/>
+        <w:color w:val="000000"/>
       </w:rPr>
       <w:tblPr/>
       <w:tcPr>
@@ -7722,7 +7853,7 @@
       <w:rPr>
         <w:b w:val="0"/>
         <w:bCs w:val="0"/>
-        <w:color w:val="000000" w:themeColor="text1"/>
+        <w:color w:val="000000"/>
       </w:rPr>
       <w:tblPr/>
       <w:tcPr>
@@ -7770,7 +7901,7 @@
     </w:pPr>
     <w:rPr>
       <w:rFonts w:asciiTheme="majorHAnsi" w:eastAsiaTheme="majorEastAsia" w:hAnsiTheme="majorHAnsi" w:cstheme="majorBidi"/>
-      <w:color w:val="000000" w:themeColor="text1"/>
+      <w:color w:val="000000"/>
     </w:rPr>
     <w:tblPr>
       <w:tblStyleRowBandSize w:val="1"/>
@@ -7798,7 +7929,7 @@
       <w:rPr>
         <w:b/>
         <w:bCs/>
-        <w:color w:val="000000" w:themeColor="text1"/>
+        <w:color w:val="000000"/>
       </w:rPr>
       <w:tblPr/>
       <w:tcPr>
@@ -7809,7 +7940,7 @@
       <w:rPr>
         <w:b/>
         <w:bCs/>
-        <w:color w:val="000000" w:themeColor="text1"/>
+        <w:color w:val="000000"/>
       </w:rPr>
       <w:tblPr/>
       <w:tcPr>
@@ -7828,7 +7959,7 @@
       <w:rPr>
         <w:b/>
         <w:bCs/>
-        <w:color w:val="000000" w:themeColor="text1"/>
+        <w:color w:val="000000"/>
       </w:rPr>
       <w:tblPr/>
       <w:tcPr>
@@ -7847,7 +7978,7 @@
       <w:rPr>
         <w:b w:val="0"/>
         <w:bCs w:val="0"/>
-        <w:color w:val="000000" w:themeColor="text1"/>
+        <w:color w:val="000000"/>
       </w:rPr>
       <w:tblPr/>
       <w:tcPr>
@@ -7895,7 +8026,7 @@
     </w:pPr>
     <w:rPr>
       <w:rFonts w:asciiTheme="majorHAnsi" w:eastAsiaTheme="majorEastAsia" w:hAnsiTheme="majorHAnsi" w:cstheme="majorBidi"/>
-      <w:color w:val="000000" w:themeColor="text1"/>
+      <w:color w:val="000000"/>
     </w:rPr>
     <w:tblPr>
       <w:tblStyleRowBandSize w:val="1"/>
@@ -7923,7 +8054,7 @@
       <w:rPr>
         <w:b/>
         <w:bCs/>
-        <w:color w:val="000000" w:themeColor="text1"/>
+        <w:color w:val="000000"/>
       </w:rPr>
       <w:tblPr/>
       <w:tcPr>
@@ -7934,7 +8065,7 @@
       <w:rPr>
         <w:b/>
         <w:bCs/>
-        <w:color w:val="000000" w:themeColor="text1"/>
+        <w:color w:val="000000"/>
       </w:rPr>
       <w:tblPr/>
       <w:tcPr>
@@ -7953,7 +8084,7 @@
       <w:rPr>
         <w:b/>
         <w:bCs/>
-        <w:color w:val="000000" w:themeColor="text1"/>
+        <w:color w:val="000000"/>
       </w:rPr>
       <w:tblPr/>
       <w:tcPr>
@@ -7972,7 +8103,7 @@
       <w:rPr>
         <w:b w:val="0"/>
         <w:bCs w:val="0"/>
-        <w:color w:val="000000" w:themeColor="text1"/>
+        <w:color w:val="000000"/>
       </w:rPr>
       <w:tblPr/>
       <w:tcPr>
@@ -8020,7 +8151,7 @@
     </w:pPr>
     <w:rPr>
       <w:rFonts w:asciiTheme="majorHAnsi" w:eastAsiaTheme="majorEastAsia" w:hAnsiTheme="majorHAnsi" w:cstheme="majorBidi"/>
-      <w:color w:val="000000" w:themeColor="text1"/>
+      <w:color w:val="000000"/>
     </w:rPr>
     <w:tblPr>
       <w:tblStyleRowBandSize w:val="1"/>
@@ -8048,7 +8179,7 @@
       <w:rPr>
         <w:b/>
         <w:bCs/>
-        <w:color w:val="000000" w:themeColor="text1"/>
+        <w:color w:val="000000"/>
       </w:rPr>
       <w:tblPr/>
       <w:tcPr>
@@ -8059,7 +8190,7 @@
       <w:rPr>
         <w:b/>
         <w:bCs/>
-        <w:color w:val="000000" w:themeColor="text1"/>
+        <w:color w:val="000000"/>
       </w:rPr>
       <w:tblPr/>
       <w:tcPr>
@@ -8078,7 +8209,7 @@
       <w:rPr>
         <w:b/>
         <w:bCs/>
-        <w:color w:val="000000" w:themeColor="text1"/>
+        <w:color w:val="000000"/>
       </w:rPr>
       <w:tblPr/>
       <w:tcPr>
@@ -8097,7 +8228,7 @@
       <w:rPr>
         <w:b w:val="0"/>
         <w:bCs w:val="0"/>
-        <w:color w:val="000000" w:themeColor="text1"/>
+        <w:color w:val="000000"/>
       </w:rPr>
       <w:tblPr/>
       <w:tcPr>
@@ -8145,7 +8276,7 @@
     </w:pPr>
     <w:rPr>
       <w:rFonts w:asciiTheme="majorHAnsi" w:eastAsiaTheme="majorEastAsia" w:hAnsiTheme="majorHAnsi" w:cstheme="majorBidi"/>
-      <w:color w:val="000000" w:themeColor="text1"/>
+      <w:color w:val="000000"/>
     </w:rPr>
     <w:tblPr>
       <w:tblStyleRowBandSize w:val="1"/>
@@ -8173,7 +8304,7 @@
       <w:rPr>
         <w:b/>
         <w:bCs/>
-        <w:color w:val="000000" w:themeColor="text1"/>
+        <w:color w:val="000000"/>
       </w:rPr>
       <w:tblPr/>
       <w:tcPr>
@@ -8184,7 +8315,7 @@
       <w:rPr>
         <w:b/>
         <w:bCs/>
-        <w:color w:val="000000" w:themeColor="text1"/>
+        <w:color w:val="000000"/>
       </w:rPr>
       <w:tblPr/>
       <w:tcPr>
@@ -8203,7 +8334,7 @@
       <w:rPr>
         <w:b/>
         <w:bCs/>
-        <w:color w:val="000000" w:themeColor="text1"/>
+        <w:color w:val="000000"/>
       </w:rPr>
       <w:tblPr/>
       <w:tcPr>
@@ -8222,7 +8353,7 @@
       <w:rPr>
         <w:b w:val="0"/>
         <w:bCs w:val="0"/>
-        <w:color w:val="000000" w:themeColor="text1"/>
+        <w:color w:val="000000"/>
       </w:rPr>
       <w:tblPr/>
       <w:tcPr>
@@ -8270,7 +8401,7 @@
     </w:pPr>
     <w:rPr>
       <w:rFonts w:asciiTheme="majorHAnsi" w:eastAsiaTheme="majorEastAsia" w:hAnsiTheme="majorHAnsi" w:cstheme="majorBidi"/>
-      <w:color w:val="000000" w:themeColor="text1"/>
+      <w:color w:val="000000"/>
     </w:rPr>
     <w:tblPr>
       <w:tblStyleRowBandSize w:val="1"/>
@@ -8298,7 +8429,7 @@
       <w:rPr>
         <w:b/>
         <w:bCs/>
-        <w:color w:val="000000" w:themeColor="text1"/>
+        <w:color w:val="000000"/>
       </w:rPr>
       <w:tblPr/>
       <w:tcPr>
@@ -8309,7 +8440,7 @@
       <w:rPr>
         <w:b/>
         <w:bCs/>
-        <w:color w:val="000000" w:themeColor="text1"/>
+        <w:color w:val="000000"/>
       </w:rPr>
       <w:tblPr/>
       <w:tcPr>
@@ -8328,7 +8459,7 @@
       <w:rPr>
         <w:b/>
         <w:bCs/>
-        <w:color w:val="000000" w:themeColor="text1"/>
+        <w:color w:val="000000"/>
       </w:rPr>
       <w:tblPr/>
       <w:tcPr>
@@ -8347,7 +8478,7 @@
       <w:rPr>
         <w:b w:val="0"/>
         <w:bCs w:val="0"/>
-        <w:color w:val="000000" w:themeColor="text1"/>
+        <w:color w:val="000000"/>
       </w:rPr>
       <w:tblPr/>
       <w:tcPr>
@@ -8421,7 +8552,7 @@
         <w:bCs/>
         <w:i w:val="0"/>
         <w:iCs w:val="0"/>
-        <w:color w:val="FFFFFF" w:themeColor="background1"/>
+        <w:color w:val="000000"/>
       </w:rPr>
       <w:tblPr/>
       <w:tcPr>
@@ -8442,7 +8573,7 @@
         <w:bCs/>
         <w:i w:val="0"/>
         <w:iCs w:val="0"/>
-        <w:color w:val="FFFFFF" w:themeColor="background1"/>
+        <w:color w:val="000000"/>
       </w:rPr>
       <w:tblPr/>
       <w:tcPr>
@@ -8463,7 +8594,7 @@
         <w:bCs/>
         <w:i w:val="0"/>
         <w:iCs w:val="0"/>
-        <w:color w:val="FFFFFF" w:themeColor="background1"/>
+        <w:color w:val="000000"/>
       </w:rPr>
       <w:tblPr/>
       <w:tcPr>
@@ -8482,7 +8613,7 @@
         <w:bCs/>
         <w:i w:val="0"/>
         <w:iCs w:val="0"/>
-        <w:color w:val="FFFFFF" w:themeColor="background1"/>
+        <w:color w:val="000000"/>
       </w:rPr>
       <w:tblPr/>
       <w:tcPr>
@@ -8562,7 +8693,7 @@
         <w:bCs/>
         <w:i w:val="0"/>
         <w:iCs w:val="0"/>
-        <w:color w:val="FFFFFF" w:themeColor="background1"/>
+        <w:color w:val="000000"/>
       </w:rPr>
       <w:tblPr/>
       <w:tcPr>
@@ -8583,7 +8714,7 @@
         <w:bCs/>
         <w:i w:val="0"/>
         <w:iCs w:val="0"/>
-        <w:color w:val="FFFFFF" w:themeColor="background1"/>
+        <w:color w:val="000000"/>
       </w:rPr>
       <w:tblPr/>
       <w:tcPr>
@@ -8604,7 +8735,7 @@
         <w:bCs/>
         <w:i w:val="0"/>
         <w:iCs w:val="0"/>
-        <w:color w:val="FFFFFF" w:themeColor="background1"/>
+        <w:color w:val="000000"/>
       </w:rPr>
       <w:tblPr/>
       <w:tcPr>
@@ -8623,7 +8754,7 @@
         <w:bCs/>
         <w:i w:val="0"/>
         <w:iCs w:val="0"/>
-        <w:color w:val="FFFFFF" w:themeColor="background1"/>
+        <w:color w:val="000000"/>
       </w:rPr>
       <w:tblPr/>
       <w:tcPr>
@@ -8703,7 +8834,7 @@
         <w:bCs/>
         <w:i w:val="0"/>
         <w:iCs w:val="0"/>
-        <w:color w:val="FFFFFF" w:themeColor="background1"/>
+        <w:color w:val="000000"/>
       </w:rPr>
       <w:tblPr/>
       <w:tcPr>
@@ -8724,7 +8855,7 @@
         <w:bCs/>
         <w:i w:val="0"/>
         <w:iCs w:val="0"/>
-        <w:color w:val="FFFFFF" w:themeColor="background1"/>
+        <w:color w:val="000000"/>
       </w:rPr>
       <w:tblPr/>
       <w:tcPr>
@@ -8745,7 +8876,7 @@
         <w:bCs/>
         <w:i w:val="0"/>
         <w:iCs w:val="0"/>
-        <w:color w:val="FFFFFF" w:themeColor="background1"/>
+        <w:color w:val="000000"/>
       </w:rPr>
       <w:tblPr/>
       <w:tcPr>
@@ -8764,7 +8895,7 @@
         <w:bCs/>
         <w:i w:val="0"/>
         <w:iCs w:val="0"/>
-        <w:color w:val="FFFFFF" w:themeColor="background1"/>
+        <w:color w:val="000000"/>
       </w:rPr>
       <w:tblPr/>
       <w:tcPr>
@@ -8844,7 +8975,7 @@
         <w:bCs/>
         <w:i w:val="0"/>
         <w:iCs w:val="0"/>
-        <w:color w:val="FFFFFF" w:themeColor="background1"/>
+        <w:color w:val="000000"/>
       </w:rPr>
       <w:tblPr/>
       <w:tcPr>
@@ -8865,7 +8996,7 @@
         <w:bCs/>
         <w:i w:val="0"/>
         <w:iCs w:val="0"/>
-        <w:color w:val="FFFFFF" w:themeColor="background1"/>
+        <w:color w:val="000000"/>
       </w:rPr>
       <w:tblPr/>
       <w:tcPr>
@@ -8886,7 +9017,7 @@
         <w:bCs/>
         <w:i w:val="0"/>
         <w:iCs w:val="0"/>
-        <w:color w:val="FFFFFF" w:themeColor="background1"/>
+        <w:color w:val="000000"/>
       </w:rPr>
       <w:tblPr/>
       <w:tcPr>
@@ -8905,7 +9036,7 @@
         <w:bCs/>
         <w:i w:val="0"/>
         <w:iCs w:val="0"/>
-        <w:color w:val="FFFFFF" w:themeColor="background1"/>
+        <w:color w:val="000000"/>
       </w:rPr>
       <w:tblPr/>
       <w:tcPr>
@@ -8985,7 +9116,7 @@
         <w:bCs/>
         <w:i w:val="0"/>
         <w:iCs w:val="0"/>
-        <w:color w:val="FFFFFF" w:themeColor="background1"/>
+        <w:color w:val="000000"/>
       </w:rPr>
       <w:tblPr/>
       <w:tcPr>
@@ -9006,7 +9137,7 @@
         <w:bCs/>
         <w:i w:val="0"/>
         <w:iCs w:val="0"/>
-        <w:color w:val="FFFFFF" w:themeColor="background1"/>
+        <w:color w:val="000000"/>
       </w:rPr>
       <w:tblPr/>
       <w:tcPr>
@@ -9027,7 +9158,7 @@
         <w:bCs/>
         <w:i w:val="0"/>
         <w:iCs w:val="0"/>
-        <w:color w:val="FFFFFF" w:themeColor="background1"/>
+        <w:color w:val="000000"/>
       </w:rPr>
       <w:tblPr/>
       <w:tcPr>
@@ -9046,7 +9177,7 @@
         <w:bCs/>
         <w:i w:val="0"/>
         <w:iCs w:val="0"/>
-        <w:color w:val="FFFFFF" w:themeColor="background1"/>
+        <w:color w:val="000000"/>
       </w:rPr>
       <w:tblPr/>
       <w:tcPr>
@@ -9126,7 +9257,7 @@
         <w:bCs/>
         <w:i w:val="0"/>
         <w:iCs w:val="0"/>
-        <w:color w:val="FFFFFF" w:themeColor="background1"/>
+        <w:color w:val="000000"/>
       </w:rPr>
       <w:tblPr/>
       <w:tcPr>
@@ -9147,7 +9278,7 @@
         <w:bCs/>
         <w:i w:val="0"/>
         <w:iCs w:val="0"/>
-        <w:color w:val="FFFFFF" w:themeColor="background1"/>
+        <w:color w:val="000000"/>
       </w:rPr>
       <w:tblPr/>
       <w:tcPr>
@@ -9168,7 +9299,7 @@
         <w:bCs/>
         <w:i w:val="0"/>
         <w:iCs w:val="0"/>
-        <w:color w:val="FFFFFF" w:themeColor="background1"/>
+        <w:color w:val="000000"/>
       </w:rPr>
       <w:tblPr/>
       <w:tcPr>
@@ -9187,7 +9318,7 @@
         <w:bCs/>
         <w:i w:val="0"/>
         <w:iCs w:val="0"/>
-        <w:color w:val="FFFFFF" w:themeColor="background1"/>
+        <w:color w:val="000000"/>
       </w:rPr>
       <w:tblPr/>
       <w:tcPr>
@@ -9267,7 +9398,7 @@
         <w:bCs/>
         <w:i w:val="0"/>
         <w:iCs w:val="0"/>
-        <w:color w:val="FFFFFF" w:themeColor="background1"/>
+        <w:color w:val="000000"/>
       </w:rPr>
       <w:tblPr/>
       <w:tcPr>
@@ -9288,7 +9419,7 @@
         <w:bCs/>
         <w:i w:val="0"/>
         <w:iCs w:val="0"/>
-        <w:color w:val="FFFFFF" w:themeColor="background1"/>
+        <w:color w:val="000000"/>
       </w:rPr>
       <w:tblPr/>
       <w:tcPr>
@@ -9309,7 +9440,7 @@
         <w:bCs/>
         <w:i w:val="0"/>
         <w:iCs w:val="0"/>
-        <w:color w:val="FFFFFF" w:themeColor="background1"/>
+        <w:color w:val="000000"/>
       </w:rPr>
       <w:tblPr/>
       <w:tcPr>
@@ -9328,7 +9459,7 @@
         <w:bCs/>
         <w:i w:val="0"/>
         <w:iCs w:val="0"/>
-        <w:color w:val="FFFFFF" w:themeColor="background1"/>
+        <w:color w:val="000000"/>
       </w:rPr>
       <w:tblPr/>
       <w:tcPr>
@@ -9381,7 +9512,7 @@
       <w:spacing w:after="0" w:line="240" w:lineRule="auto"/>
     </w:pPr>
     <w:rPr>
-      <w:color w:val="FFFFFF" w:themeColor="background1"/>
+      <w:color w:val="000000"/>
     </w:rPr>
     <w:tblPr>
       <w:tblStyleRowBandSize w:val="1"/>
@@ -9495,7 +9626,7 @@
       <w:spacing w:after="0" w:line="240" w:lineRule="auto"/>
     </w:pPr>
     <w:rPr>
-      <w:color w:val="FFFFFF" w:themeColor="background1"/>
+      <w:color w:val="000000"/>
     </w:rPr>
     <w:tblPr>
       <w:tblStyleRowBandSize w:val="1"/>
@@ -9609,7 +9740,7 @@
       <w:spacing w:after="0" w:line="240" w:lineRule="auto"/>
     </w:pPr>
     <w:rPr>
-      <w:color w:val="FFFFFF" w:themeColor="background1"/>
+      <w:color w:val="000000"/>
     </w:rPr>
     <w:tblPr>
       <w:tblStyleRowBandSize w:val="1"/>
@@ -9723,7 +9854,7 @@
       <w:spacing w:after="0" w:line="240" w:lineRule="auto"/>
     </w:pPr>
     <w:rPr>
-      <w:color w:val="FFFFFF" w:themeColor="background1"/>
+      <w:color w:val="000000"/>
     </w:rPr>
     <w:tblPr>
       <w:tblStyleRowBandSize w:val="1"/>
@@ -9837,7 +9968,7 @@
       <w:spacing w:after="0" w:line="240" w:lineRule="auto"/>
     </w:pPr>
     <w:rPr>
-      <w:color w:val="FFFFFF" w:themeColor="background1"/>
+      <w:color w:val="000000"/>
     </w:rPr>
     <w:tblPr>
       <w:tblStyleRowBandSize w:val="1"/>
@@ -9951,7 +10082,7 @@
       <w:spacing w:after="0" w:line="240" w:lineRule="auto"/>
     </w:pPr>
     <w:rPr>
-      <w:color w:val="FFFFFF" w:themeColor="background1"/>
+      <w:color w:val="000000"/>
     </w:rPr>
     <w:tblPr>
       <w:tblStyleRowBandSize w:val="1"/>
@@ -10065,7 +10196,7 @@
       <w:spacing w:after="0" w:line="240" w:lineRule="auto"/>
     </w:pPr>
     <w:rPr>
-      <w:color w:val="FFFFFF" w:themeColor="background1"/>
+      <w:color w:val="000000"/>
     </w:rPr>
     <w:tblPr>
       <w:tblStyleRowBandSize w:val="1"/>
@@ -10179,7 +10310,7 @@
       <w:spacing w:after="0" w:line="240" w:lineRule="auto"/>
     </w:pPr>
     <w:rPr>
-      <w:color w:val="000000" w:themeColor="text1"/>
+      <w:color w:val="000000"/>
     </w:rPr>
     <w:tblPr>
       <w:tblStyleRowBandSize w:val="1"/>
@@ -10225,7 +10356,7 @@
       <w:rPr>
         <w:b/>
         <w:bCs/>
-        <w:color w:val="FFFFFF" w:themeColor="background1"/>
+        <w:color w:val="000000"/>
       </w:rPr>
       <w:tblPr/>
       <w:tcPr>
@@ -10237,7 +10368,7 @@
     </w:tblStylePr>
     <w:tblStylePr w:type="firstCol">
       <w:rPr>
-        <w:color w:val="FFFFFF" w:themeColor="background1"/>
+        <w:color w:val="000000"/>
       </w:rPr>
       <w:tblPr/>
       <w:tcPr>
@@ -10254,7 +10385,7 @@
     </w:tblStylePr>
     <w:tblStylePr w:type="lastCol">
       <w:rPr>
-        <w:color w:val="FFFFFF" w:themeColor="background1"/>
+        <w:color w:val="000000"/>
       </w:rPr>
       <w:tblPr/>
       <w:tcPr>
@@ -10283,12 +10414,12 @@
     </w:tblStylePr>
     <w:tblStylePr w:type="neCell">
       <w:rPr>
-        <w:color w:val="000000" w:themeColor="text1"/>
+        <w:color w:val="000000"/>
       </w:rPr>
     </w:tblStylePr>
     <w:tblStylePr w:type="nwCell">
       <w:rPr>
-        <w:color w:val="000000" w:themeColor="text1"/>
+        <w:color w:val="000000"/>
       </w:rPr>
     </w:tblStylePr>
   </w:style>
@@ -10301,7 +10432,7 @@
       <w:spacing w:after="0" w:line="240" w:lineRule="auto"/>
     </w:pPr>
     <w:rPr>
-      <w:color w:val="000000" w:themeColor="text1"/>
+      <w:color w:val="000000"/>
     </w:rPr>
     <w:tblPr>
       <w:tblStyleRowBandSize w:val="1"/>
@@ -10347,7 +10478,7 @@
       <w:rPr>
         <w:b/>
         <w:bCs/>
-        <w:color w:val="FFFFFF" w:themeColor="background1"/>
+        <w:color w:val="000000"/>
       </w:rPr>
       <w:tblPr/>
       <w:tcPr>
@@ -10359,7 +10490,7 @@
     </w:tblStylePr>
     <w:tblStylePr w:type="firstCol">
       <w:rPr>
-        <w:color w:val="FFFFFF" w:themeColor="background1"/>
+        <w:color w:val="000000"/>
       </w:rPr>
       <w:tblPr/>
       <w:tcPr>
@@ -10376,7 +10507,7 @@
     </w:tblStylePr>
     <w:tblStylePr w:type="lastCol">
       <w:rPr>
-        <w:color w:val="FFFFFF" w:themeColor="background1"/>
+        <w:color w:val="000000"/>
       </w:rPr>
       <w:tblPr/>
       <w:tcPr>
@@ -10405,12 +10536,12 @@
     </w:tblStylePr>
     <w:tblStylePr w:type="neCell">
       <w:rPr>
-        <w:color w:val="000000" w:themeColor="text1"/>
+        <w:color w:val="000000"/>
       </w:rPr>
     </w:tblStylePr>
     <w:tblStylePr w:type="nwCell">
       <w:rPr>
-        <w:color w:val="000000" w:themeColor="text1"/>
+        <w:color w:val="000000"/>
       </w:rPr>
     </w:tblStylePr>
   </w:style>
@@ -10423,7 +10554,7 @@
       <w:spacing w:after="0" w:line="240" w:lineRule="auto"/>
     </w:pPr>
     <w:rPr>
-      <w:color w:val="000000" w:themeColor="text1"/>
+      <w:color w:val="000000"/>
     </w:rPr>
     <w:tblPr>
       <w:tblStyleRowBandSize w:val="1"/>
@@ -10469,7 +10600,7 @@
       <w:rPr>
         <w:b/>
         <w:bCs/>
-        <w:color w:val="FFFFFF" w:themeColor="background1"/>
+        <w:color w:val="000000"/>
       </w:rPr>
       <w:tblPr/>
       <w:tcPr>
@@ -10481,7 +10612,7 @@
     </w:tblStylePr>
     <w:tblStylePr w:type="firstCol">
       <w:rPr>
-        <w:color w:val="FFFFFF" w:themeColor="background1"/>
+        <w:color w:val="000000"/>
       </w:rPr>
       <w:tblPr/>
       <w:tcPr>
@@ -10498,7 +10629,7 @@
     </w:tblStylePr>
     <w:tblStylePr w:type="lastCol">
       <w:rPr>
-        <w:color w:val="FFFFFF" w:themeColor="background1"/>
+        <w:color w:val="000000"/>
       </w:rPr>
       <w:tblPr/>
       <w:tcPr>
@@ -10527,12 +10658,12 @@
     </w:tblStylePr>
     <w:tblStylePr w:type="neCell">
       <w:rPr>
-        <w:color w:val="000000" w:themeColor="text1"/>
+        <w:color w:val="000000"/>
       </w:rPr>
     </w:tblStylePr>
     <w:tblStylePr w:type="nwCell">
       <w:rPr>
-        <w:color w:val="000000" w:themeColor="text1"/>
+        <w:color w:val="000000"/>
       </w:rPr>
     </w:tblStylePr>
   </w:style>
@@ -10545,7 +10676,7 @@
       <w:spacing w:after="0" w:line="240" w:lineRule="auto"/>
     </w:pPr>
     <w:rPr>
-      <w:color w:val="000000" w:themeColor="text1"/>
+      <w:color w:val="000000"/>
     </w:rPr>
     <w:tblPr>
       <w:tblStyleRowBandSize w:val="1"/>
@@ -10591,7 +10722,7 @@
       <w:rPr>
         <w:b/>
         <w:bCs/>
-        <w:color w:val="FFFFFF" w:themeColor="background1"/>
+        <w:color w:val="000000"/>
       </w:rPr>
       <w:tblPr/>
       <w:tcPr>
@@ -10603,7 +10734,7 @@
     </w:tblStylePr>
     <w:tblStylePr w:type="firstCol">
       <w:rPr>
-        <w:color w:val="FFFFFF" w:themeColor="background1"/>
+        <w:color w:val="000000"/>
       </w:rPr>
       <w:tblPr/>
       <w:tcPr>
@@ -10620,7 +10751,7 @@
     </w:tblStylePr>
     <w:tblStylePr w:type="lastCol">
       <w:rPr>
-        <w:color w:val="FFFFFF" w:themeColor="background1"/>
+        <w:color w:val="000000"/>
       </w:rPr>
       <w:tblPr/>
       <w:tcPr>
@@ -10657,7 +10788,7 @@
       <w:spacing w:after="0" w:line="240" w:lineRule="auto"/>
     </w:pPr>
     <w:rPr>
-      <w:color w:val="000000" w:themeColor="text1"/>
+      <w:color w:val="000000"/>
     </w:rPr>
     <w:tblPr>
       <w:tblStyleRowBandSize w:val="1"/>
@@ -10703,7 +10834,7 @@
       <w:rPr>
         <w:b/>
         <w:bCs/>
-        <w:color w:val="FFFFFF" w:themeColor="background1"/>
+        <w:color w:val="000000"/>
       </w:rPr>
       <w:tblPr/>
       <w:tcPr>
@@ -10715,7 +10846,7 @@
     </w:tblStylePr>
     <w:tblStylePr w:type="firstCol">
       <w:rPr>
-        <w:color w:val="FFFFFF" w:themeColor="background1"/>
+        <w:color w:val="000000"/>
       </w:rPr>
       <w:tblPr/>
       <w:tcPr>
@@ -10732,7 +10863,7 @@
     </w:tblStylePr>
     <w:tblStylePr w:type="lastCol">
       <w:rPr>
-        <w:color w:val="FFFFFF" w:themeColor="background1"/>
+        <w:color w:val="000000"/>
       </w:rPr>
       <w:tblPr/>
       <w:tcPr>
@@ -10761,12 +10892,12 @@
     </w:tblStylePr>
     <w:tblStylePr w:type="neCell">
       <w:rPr>
-        <w:color w:val="000000" w:themeColor="text1"/>
+        <w:color w:val="000000"/>
       </w:rPr>
     </w:tblStylePr>
     <w:tblStylePr w:type="nwCell">
       <w:rPr>
-        <w:color w:val="000000" w:themeColor="text1"/>
+        <w:color w:val="000000"/>
       </w:rPr>
     </w:tblStylePr>
   </w:style>
@@ -10779,7 +10910,7 @@
       <w:spacing w:after="0" w:line="240" w:lineRule="auto"/>
     </w:pPr>
     <w:rPr>
-      <w:color w:val="000000" w:themeColor="text1"/>
+      <w:color w:val="000000"/>
     </w:rPr>
     <w:tblPr>
       <w:tblStyleRowBandSize w:val="1"/>
@@ -10825,7 +10956,7 @@
       <w:rPr>
         <w:b/>
         <w:bCs/>
-        <w:color w:val="FFFFFF" w:themeColor="background1"/>
+        <w:color w:val="000000"/>
       </w:rPr>
       <w:tblPr/>
       <w:tcPr>
@@ -10837,7 +10968,7 @@
     </w:tblStylePr>
     <w:tblStylePr w:type="firstCol">
       <w:rPr>
-        <w:color w:val="FFFFFF" w:themeColor="background1"/>
+        <w:color w:val="000000"/>
       </w:rPr>
       <w:tblPr/>
       <w:tcPr>
@@ -10854,7 +10985,7 @@
     </w:tblStylePr>
     <w:tblStylePr w:type="lastCol">
       <w:rPr>
-        <w:color w:val="FFFFFF" w:themeColor="background1"/>
+        <w:color w:val="000000"/>
       </w:rPr>
       <w:tblPr/>
       <w:tcPr>
@@ -10883,12 +11014,12 @@
     </w:tblStylePr>
     <w:tblStylePr w:type="neCell">
       <w:rPr>
-        <w:color w:val="000000" w:themeColor="text1"/>
+        <w:color w:val="000000"/>
       </w:rPr>
     </w:tblStylePr>
     <w:tblStylePr w:type="nwCell">
       <w:rPr>
-        <w:color w:val="000000" w:themeColor="text1"/>
+        <w:color w:val="000000"/>
       </w:rPr>
     </w:tblStylePr>
   </w:style>
@@ -10901,7 +11032,7 @@
       <w:spacing w:after="0" w:line="240" w:lineRule="auto"/>
     </w:pPr>
     <w:rPr>
-      <w:color w:val="000000" w:themeColor="text1"/>
+      <w:color w:val="000000"/>
     </w:rPr>
     <w:tblPr>
       <w:tblStyleRowBandSize w:val="1"/>
@@ -10947,7 +11078,7 @@
       <w:rPr>
         <w:b/>
         <w:bCs/>
-        <w:color w:val="FFFFFF" w:themeColor="background1"/>
+        <w:color w:val="000000"/>
       </w:rPr>
       <w:tblPr/>
       <w:tcPr>
@@ -10959,7 +11090,7 @@
     </w:tblStylePr>
     <w:tblStylePr w:type="firstCol">
       <w:rPr>
-        <w:color w:val="FFFFFF" w:themeColor="background1"/>
+        <w:color w:val="000000"/>
       </w:rPr>
       <w:tblPr/>
       <w:tcPr>
@@ -10976,7 +11107,7 @@
     </w:tblStylePr>
     <w:tblStylePr w:type="lastCol">
       <w:rPr>
-        <w:color w:val="FFFFFF" w:themeColor="background1"/>
+        <w:color w:val="000000"/>
       </w:rPr>
       <w:tblPr/>
       <w:tcPr>
@@ -11005,12 +11136,12 @@
     </w:tblStylePr>
     <w:tblStylePr w:type="neCell">
       <w:rPr>
-        <w:color w:val="000000" w:themeColor="text1"/>
+        <w:color w:val="000000"/>
       </w:rPr>
     </w:tblStylePr>
     <w:tblStylePr w:type="nwCell">
       <w:rPr>
-        <w:color w:val="000000" w:themeColor="text1"/>
+        <w:color w:val="000000"/>
       </w:rPr>
     </w:tblStylePr>
   </w:style>
@@ -11023,7 +11154,7 @@
       <w:spacing w:after="0" w:line="240" w:lineRule="auto"/>
     </w:pPr>
     <w:rPr>
-      <w:color w:val="000000" w:themeColor="text1"/>
+      <w:color w:val="000000"/>
     </w:rPr>
     <w:tblPr>
       <w:tblStyleRowBandSize w:val="1"/>
@@ -11043,7 +11174,7 @@
       <w:rPr>
         <w:b/>
         <w:bCs/>
-        <w:color w:val="FFFFFF" w:themeColor="background1"/>
+        <w:color w:val="000000"/>
       </w:rPr>
       <w:tblPr/>
       <w:tcPr>
@@ -11057,7 +11188,7 @@
       <w:rPr>
         <w:b/>
         <w:bCs/>
-        <w:color w:val="9E3A38" w:themeColor="accent2" w:themeShade="CC"/>
+        <w:color w:val="000000"/>
       </w:rPr>
       <w:tblPr/>
       <w:tcPr>
@@ -11109,7 +11240,7 @@
       <w:spacing w:after="0" w:line="240" w:lineRule="auto"/>
     </w:pPr>
     <w:rPr>
-      <w:color w:val="000000" w:themeColor="text1"/>
+      <w:color w:val="000000"/>
     </w:rPr>
     <w:tblPr>
       <w:tblStyleRowBandSize w:val="1"/>
@@ -11129,7 +11260,7 @@
       <w:rPr>
         <w:b/>
         <w:bCs/>
-        <w:color w:val="FFFFFF" w:themeColor="background1"/>
+        <w:color w:val="000000"/>
       </w:rPr>
       <w:tblPr/>
       <w:tcPr>
@@ -11143,7 +11274,7 @@
       <w:rPr>
         <w:b/>
         <w:bCs/>
-        <w:color w:val="9E3A38" w:themeColor="accent2" w:themeShade="CC"/>
+        <w:color w:val="000000"/>
       </w:rPr>
       <w:tblPr/>
       <w:tcPr>
@@ -11195,7 +11326,7 @@
       <w:spacing w:after="0" w:line="240" w:lineRule="auto"/>
     </w:pPr>
     <w:rPr>
-      <w:color w:val="000000" w:themeColor="text1"/>
+      <w:color w:val="000000"/>
     </w:rPr>
     <w:tblPr>
       <w:tblStyleRowBandSize w:val="1"/>
@@ -11215,7 +11346,7 @@
       <w:rPr>
         <w:b/>
         <w:bCs/>
-        <w:color w:val="FFFFFF" w:themeColor="background1"/>
+        <w:color w:val="000000"/>
       </w:rPr>
       <w:tblPr/>
       <w:tcPr>
@@ -11229,7 +11360,7 @@
       <w:rPr>
         <w:b/>
         <w:bCs/>
-        <w:color w:val="9E3A38" w:themeColor="accent2" w:themeShade="CC"/>
+        <w:color w:val="000000"/>
       </w:rPr>
       <w:tblPr/>
       <w:tcPr>
@@ -11281,7 +11412,7 @@
       <w:spacing w:after="0" w:line="240" w:lineRule="auto"/>
     </w:pPr>
     <w:rPr>
-      <w:color w:val="000000" w:themeColor="text1"/>
+      <w:color w:val="000000"/>
     </w:rPr>
     <w:tblPr>
       <w:tblStyleRowBandSize w:val="1"/>
@@ -11301,7 +11432,7 @@
       <w:rPr>
         <w:b/>
         <w:bCs/>
-        <w:color w:val="FFFFFF" w:themeColor="background1"/>
+        <w:color w:val="000000"/>
       </w:rPr>
       <w:tblPr/>
       <w:tcPr>
@@ -11315,7 +11446,7 @@
       <w:rPr>
         <w:b/>
         <w:bCs/>
-        <w:color w:val="664E82" w:themeColor="accent4" w:themeShade="CC"/>
+        <w:color w:val="000000"/>
       </w:rPr>
       <w:tblPr/>
       <w:tcPr>
@@ -11367,7 +11498,7 @@
       <w:spacing w:after="0" w:line="240" w:lineRule="auto"/>
     </w:pPr>
     <w:rPr>
-      <w:color w:val="000000" w:themeColor="text1"/>
+      <w:color w:val="000000"/>
     </w:rPr>
     <w:tblPr>
       <w:tblStyleRowBandSize w:val="1"/>
@@ -11387,7 +11518,7 @@
       <w:rPr>
         <w:b/>
         <w:bCs/>
-        <w:color w:val="FFFFFF" w:themeColor="background1"/>
+        <w:color w:val="000000"/>
       </w:rPr>
       <w:tblPr/>
       <w:tcPr>
@@ -11401,7 +11532,7 @@
       <w:rPr>
         <w:b/>
         <w:bCs/>
-        <w:color w:val="7E9C40" w:themeColor="accent3" w:themeShade="CC"/>
+        <w:color w:val="000000"/>
       </w:rPr>
       <w:tblPr/>
       <w:tcPr>
@@ -11453,7 +11584,7 @@
       <w:spacing w:after="0" w:line="240" w:lineRule="auto"/>
     </w:pPr>
     <w:rPr>
-      <w:color w:val="000000" w:themeColor="text1"/>
+      <w:color w:val="000000"/>
     </w:rPr>
     <w:tblPr>
       <w:tblStyleRowBandSize w:val="1"/>
@@ -11473,7 +11604,7 @@
       <w:rPr>
         <w:b/>
         <w:bCs/>
-        <w:color w:val="FFFFFF" w:themeColor="background1"/>
+        <w:color w:val="000000"/>
       </w:rPr>
       <w:tblPr/>
       <w:tcPr>
@@ -11487,7 +11618,7 @@
       <w:rPr>
         <w:b/>
         <w:bCs/>
-        <w:color w:val="F2730A" w:themeColor="accent6" w:themeShade="CC"/>
+        <w:color w:val="000000"/>
       </w:rPr>
       <w:tblPr/>
       <w:tcPr>
@@ -11539,7 +11670,7 @@
       <w:spacing w:after="0" w:line="240" w:lineRule="auto"/>
     </w:pPr>
     <w:rPr>
-      <w:color w:val="000000" w:themeColor="text1"/>
+      <w:color w:val="000000"/>
     </w:rPr>
     <w:tblPr>
       <w:tblStyleRowBandSize w:val="1"/>
@@ -11559,7 +11690,7 @@
       <w:rPr>
         <w:b/>
         <w:bCs/>
-        <w:color w:val="FFFFFF" w:themeColor="background1"/>
+        <w:color w:val="000000"/>
       </w:rPr>
       <w:tblPr/>
       <w:tcPr>
@@ -11573,7 +11704,7 @@
       <w:rPr>
         <w:b/>
         <w:bCs/>
-        <w:color w:val="348DA5" w:themeColor="accent5" w:themeShade="CC"/>
+        <w:color w:val="000000"/>
       </w:rPr>
       <w:tblPr/>
       <w:tcPr>
@@ -11625,7 +11756,7 @@
       <w:spacing w:after="0" w:line="240" w:lineRule="auto"/>
     </w:pPr>
     <w:rPr>
-      <w:color w:val="000000" w:themeColor="text1"/>
+      <w:color w:val="000000"/>
     </w:rPr>
     <w:tblPr>
       <w:tblStyleRowBandSize w:val="1"/>
@@ -11658,7 +11789,7 @@
       <w:rPr>
         <w:b/>
         <w:bCs/>
-        <w:color w:val="000000" w:themeColor="text1"/>
+        <w:color w:val="000000"/>
       </w:rPr>
       <w:tblPr/>
       <w:tcPr>
@@ -11667,7 +11798,7 @@
     </w:tblStylePr>
     <w:tblStylePr w:type="firstCol">
       <w:rPr>
-        <w:color w:val="FFFFFF" w:themeColor="background1"/>
+        <w:color w:val="000000"/>
       </w:rPr>
       <w:tblPr/>
       <w:tcPr>
@@ -11676,7 +11807,7 @@
     </w:tblStylePr>
     <w:tblStylePr w:type="lastCol">
       <w:rPr>
-        <w:color w:val="FFFFFF" w:themeColor="background1"/>
+        <w:color w:val="000000"/>
       </w:rPr>
       <w:tblPr/>
       <w:tcPr>
@@ -11705,7 +11836,7 @@
       <w:spacing w:after="0" w:line="240" w:lineRule="auto"/>
     </w:pPr>
     <w:rPr>
-      <w:color w:val="000000" w:themeColor="text1"/>
+      <w:color w:val="000000"/>
     </w:rPr>
     <w:tblPr>
       <w:tblStyleRowBandSize w:val="1"/>
@@ -11738,7 +11869,7 @@
       <w:rPr>
         <w:b/>
         <w:bCs/>
-        <w:color w:val="000000" w:themeColor="text1"/>
+        <w:color w:val="000000"/>
       </w:rPr>
       <w:tblPr/>
       <w:tcPr>
@@ -11747,7 +11878,7 @@
     </w:tblStylePr>
     <w:tblStylePr w:type="firstCol">
       <w:rPr>
-        <w:color w:val="FFFFFF" w:themeColor="background1"/>
+        <w:color w:val="000000"/>
       </w:rPr>
       <w:tblPr/>
       <w:tcPr>
@@ -11756,7 +11887,7 @@
     </w:tblStylePr>
     <w:tblStylePr w:type="lastCol">
       <w:rPr>
-        <w:color w:val="FFFFFF" w:themeColor="background1"/>
+        <w:color w:val="000000"/>
       </w:rPr>
       <w:tblPr/>
       <w:tcPr>
@@ -11785,7 +11916,7 @@
       <w:spacing w:after="0" w:line="240" w:lineRule="auto"/>
     </w:pPr>
     <w:rPr>
-      <w:color w:val="000000" w:themeColor="text1"/>
+      <w:color w:val="000000"/>
     </w:rPr>
     <w:tblPr>
       <w:tblStyleRowBandSize w:val="1"/>
@@ -11818,7 +11949,7 @@
       <w:rPr>
         <w:b/>
         <w:bCs/>
-        <w:color w:val="000000" w:themeColor="text1"/>
+        <w:color w:val="000000"/>
       </w:rPr>
       <w:tblPr/>
       <w:tcPr>
@@ -11827,7 +11958,7 @@
     </w:tblStylePr>
     <w:tblStylePr w:type="firstCol">
       <w:rPr>
-        <w:color w:val="FFFFFF" w:themeColor="background1"/>
+        <w:color w:val="000000"/>
       </w:rPr>
       <w:tblPr/>
       <w:tcPr>
@@ -11836,7 +11967,7 @@
     </w:tblStylePr>
     <w:tblStylePr w:type="lastCol">
       <w:rPr>
-        <w:color w:val="FFFFFF" w:themeColor="background1"/>
+        <w:color w:val="000000"/>
       </w:rPr>
       <w:tblPr/>
       <w:tcPr>
@@ -11865,7 +11996,7 @@
       <w:spacing w:after="0" w:line="240" w:lineRule="auto"/>
     </w:pPr>
     <w:rPr>
-      <w:color w:val="000000" w:themeColor="text1"/>
+      <w:color w:val="000000"/>
     </w:rPr>
     <w:tblPr>
       <w:tblStyleRowBandSize w:val="1"/>
@@ -11898,7 +12029,7 @@
       <w:rPr>
         <w:b/>
         <w:bCs/>
-        <w:color w:val="000000" w:themeColor="text1"/>
+        <w:color w:val="000000"/>
       </w:rPr>
       <w:tblPr/>
       <w:tcPr>
@@ -11907,7 +12038,7 @@
     </w:tblStylePr>
     <w:tblStylePr w:type="firstCol">
       <w:rPr>
-        <w:color w:val="FFFFFF" w:themeColor="background1"/>
+        <w:color w:val="000000"/>
       </w:rPr>
       <w:tblPr/>
       <w:tcPr>
@@ -11916,7 +12047,7 @@
     </w:tblStylePr>
     <w:tblStylePr w:type="lastCol">
       <w:rPr>
-        <w:color w:val="FFFFFF" w:themeColor="background1"/>
+        <w:color w:val="000000"/>
       </w:rPr>
       <w:tblPr/>
       <w:tcPr>
@@ -11945,7 +12076,7 @@
       <w:spacing w:after="0" w:line="240" w:lineRule="auto"/>
     </w:pPr>
     <w:rPr>
-      <w:color w:val="000000" w:themeColor="text1"/>
+      <w:color w:val="000000"/>
     </w:rPr>
     <w:tblPr>
       <w:tblStyleRowBandSize w:val="1"/>
@@ -11978,7 +12109,7 @@
       <w:rPr>
         <w:b/>
         <w:bCs/>
-        <w:color w:val="000000" w:themeColor="text1"/>
+        <w:color w:val="000000"/>
       </w:rPr>
       <w:tblPr/>
       <w:tcPr>
@@ -11987,7 +12118,7 @@
     </w:tblStylePr>
     <w:tblStylePr w:type="firstCol">
       <w:rPr>
-        <w:color w:val="FFFFFF" w:themeColor="background1"/>
+        <w:color w:val="000000"/>
       </w:rPr>
       <w:tblPr/>
       <w:tcPr>
@@ -11996,7 +12127,7 @@
     </w:tblStylePr>
     <w:tblStylePr w:type="lastCol">
       <w:rPr>
-        <w:color w:val="FFFFFF" w:themeColor="background1"/>
+        <w:color w:val="000000"/>
       </w:rPr>
       <w:tblPr/>
       <w:tcPr>
@@ -12025,7 +12156,7 @@
       <w:spacing w:after="0" w:line="240" w:lineRule="auto"/>
     </w:pPr>
     <w:rPr>
-      <w:color w:val="000000" w:themeColor="text1"/>
+      <w:color w:val="000000"/>
     </w:rPr>
     <w:tblPr>
       <w:tblStyleRowBandSize w:val="1"/>
@@ -12058,7 +12189,7 @@
       <w:rPr>
         <w:b/>
         <w:bCs/>
-        <w:color w:val="000000" w:themeColor="text1"/>
+        <w:color w:val="000000"/>
       </w:rPr>
       <w:tblPr/>
       <w:tcPr>
@@ -12067,7 +12198,7 @@
     </w:tblStylePr>
     <w:tblStylePr w:type="firstCol">
       <w:rPr>
-        <w:color w:val="FFFFFF" w:themeColor="background1"/>
+        <w:color w:val="000000"/>
       </w:rPr>
       <w:tblPr/>
       <w:tcPr>
@@ -12076,7 +12207,7 @@
     </w:tblStylePr>
     <w:tblStylePr w:type="lastCol">
       <w:rPr>
-        <w:color w:val="FFFFFF" w:themeColor="background1"/>
+        <w:color w:val="000000"/>
       </w:rPr>
       <w:tblPr/>
       <w:tcPr>
@@ -12105,7 +12236,7 @@
       <w:spacing w:after="0" w:line="240" w:lineRule="auto"/>
     </w:pPr>
     <w:rPr>
-      <w:color w:val="000000" w:themeColor="text1"/>
+      <w:color w:val="000000"/>
     </w:rPr>
     <w:tblPr>
       <w:tblStyleRowBandSize w:val="1"/>
@@ -12138,7 +12269,7 @@
       <w:rPr>
         <w:b/>
         <w:bCs/>
-        <w:color w:val="000000" w:themeColor="text1"/>
+        <w:color w:val="000000"/>
       </w:rPr>
       <w:tblPr/>
       <w:tcPr>
@@ -12147,7 +12278,7 @@
     </w:tblStylePr>
     <w:tblStylePr w:type="firstCol">
       <w:rPr>
-        <w:color w:val="FFFFFF" w:themeColor="background1"/>
+        <w:color w:val="000000"/>
       </w:rPr>
       <w:tblPr/>
       <w:tcPr>
@@ -12156,7 +12287,7 @@
     </w:tblStylePr>
     <w:tblStylePr w:type="lastCol">
       <w:rPr>
-        <w:color w:val="FFFFFF" w:themeColor="background1"/>
+        <w:color w:val="000000"/>
       </w:rPr>
       <w:tblPr/>
       <w:tcPr>
@@ -12358,7 +12489,7 @@
       <w:rFonts w:asciiTheme="majorHAnsi" w:eastAsiaTheme="majorEastAsia" w:hAnsiTheme="majorHAnsi" w:cstheme="majorBidi"/>
       <w:b/>
       <w:bCs/>
-      <w:color w:val="365F91" w:themeColor="accent1" w:themeShade="BF"/>
+      <w:color w:val="000000"/>
       <w:sz w:val="28"/>
       <w:szCs w:val="28"/>
     </w:rPr>
@@ -12382,7 +12513,7 @@
       <w:rFonts w:asciiTheme="majorHAnsi" w:eastAsiaTheme="majorEastAsia" w:hAnsiTheme="majorHAnsi" w:cstheme="majorBidi"/>
       <w:b/>
       <w:bCs/>
-      <w:color w:val="4F81BD" w:themeColor="accent1"/>
+      <w:color w:val="000000"/>
       <w:sz w:val="26"/>
       <w:szCs w:val="26"/>
     </w:rPr>
@@ -12406,7 +12537,7 @@
       <w:rFonts w:asciiTheme="majorHAnsi" w:eastAsiaTheme="majorEastAsia" w:hAnsiTheme="majorHAnsi" w:cstheme="majorBidi"/>
       <w:b/>
       <w:bCs/>
-      <w:color w:val="4F81BD" w:themeColor="accent1"/>
+      <w:color w:val="000000"/>
     </w:rPr>
   </w:style>
   <w:style w:type="paragraph" w:styleId="Heading4">
@@ -12431,7 +12562,7 @@
       <w:bCs/>
       <w:i/>
       <w:iCs/>
-      <w:color w:val="4F81BD" w:themeColor="accent1"/>
+      <w:color w:val="000000"/>
     </w:rPr>
   </w:style>
   <w:style w:type="paragraph" w:styleId="Heading5">
@@ -12452,7 +12583,7 @@
     </w:pPr>
     <w:rPr>
       <w:rFonts w:asciiTheme="majorHAnsi" w:eastAsiaTheme="majorEastAsia" w:hAnsiTheme="majorHAnsi" w:cstheme="majorBidi"/>
-      <w:color w:val="243F60" w:themeColor="accent1" w:themeShade="7F"/>
+      <w:color w:val="000000"/>
     </w:rPr>
   </w:style>
   <w:style w:type="paragraph" w:styleId="Heading6">
@@ -12475,7 +12606,7 @@
       <w:rFonts w:asciiTheme="majorHAnsi" w:eastAsiaTheme="majorEastAsia" w:hAnsiTheme="majorHAnsi" w:cstheme="majorBidi"/>
       <w:i/>
       <w:iCs/>
-      <w:color w:val="243F60" w:themeColor="accent1" w:themeShade="7F"/>
+      <w:color w:val="000000"/>
     </w:rPr>
   </w:style>
   <w:style w:type="paragraph" w:styleId="Heading7">
@@ -12498,7 +12629,7 @@
       <w:rFonts w:asciiTheme="majorHAnsi" w:eastAsiaTheme="majorEastAsia" w:hAnsiTheme="majorHAnsi" w:cstheme="majorBidi"/>
       <w:i/>
       <w:iCs/>
-      <w:color w:val="404040" w:themeColor="text1" w:themeTint="BF"/>
+      <w:color w:val="000000"/>
     </w:rPr>
   </w:style>
   <w:style w:type="paragraph" w:styleId="Heading8">
@@ -12519,7 +12650,7 @@
     </w:pPr>
     <w:rPr>
       <w:rFonts w:asciiTheme="majorHAnsi" w:eastAsiaTheme="majorEastAsia" w:hAnsiTheme="majorHAnsi" w:cstheme="majorBidi"/>
-      <w:color w:val="4F81BD" w:themeColor="accent1"/>
+      <w:color w:val="000000"/>
       <w:sz w:val="20"/>
       <w:szCs w:val="20"/>
     </w:rPr>
@@ -12544,7 +12675,7 @@
       <w:rFonts w:asciiTheme="majorHAnsi" w:eastAsiaTheme="majorEastAsia" w:hAnsiTheme="majorHAnsi" w:cstheme="majorBidi"/>
       <w:i/>
       <w:iCs/>
-      <w:color w:val="404040" w:themeColor="text1" w:themeTint="BF"/>
+      <w:color w:val="000000"/>
       <w:sz w:val="20"/>
       <w:szCs w:val="20"/>
     </w:rPr>
@@ -12595,7 +12726,7 @@
       <w:rFonts w:asciiTheme="majorHAnsi" w:eastAsiaTheme="majorEastAsia" w:hAnsiTheme="majorHAnsi" w:cstheme="majorBidi"/>
       <w:b/>
       <w:bCs/>
-      <w:color w:val="365F91" w:themeColor="accent1" w:themeShade="BF"/>
+      <w:color w:val="000000"/>
       <w:sz w:val="28"/>
       <w:szCs w:val="28"/>
     </w:rPr>
@@ -12610,7 +12741,7 @@
       <w:rFonts w:asciiTheme="majorHAnsi" w:eastAsiaTheme="majorEastAsia" w:hAnsiTheme="majorHAnsi" w:cstheme="majorBidi"/>
       <w:b/>
       <w:bCs/>
-      <w:color w:val="4F81BD" w:themeColor="accent1"/>
+      <w:color w:val="000000"/>
       <w:sz w:val="26"/>
       <w:szCs w:val="26"/>
     </w:rPr>
@@ -12625,7 +12756,7 @@
       <w:rFonts w:asciiTheme="majorHAnsi" w:eastAsiaTheme="majorEastAsia" w:hAnsiTheme="majorHAnsi" w:cstheme="majorBidi"/>
       <w:b/>
       <w:bCs/>
-      <w:color w:val="4F81BD" w:themeColor="accent1"/>
+      <w:color w:val="000000"/>
     </w:rPr>
   </w:style>
   <w:style w:type="paragraph" w:styleId="Title">
@@ -12645,7 +12776,7 @@
     </w:pPr>
     <w:rPr>
       <w:rFonts w:asciiTheme="majorHAnsi" w:eastAsiaTheme="majorEastAsia" w:hAnsiTheme="majorHAnsi" w:cstheme="majorBidi"/>
-      <w:color w:val="17365D" w:themeColor="text2" w:themeShade="BF"/>
+      <w:color w:val="000000"/>
       <w:spacing w:val="5"/>
       <w:kern w:val="28"/>
       <w:sz w:val="52"/>
@@ -12660,7 +12791,7 @@
     <w:rsid w:val="00FC693F"/>
     <w:rPr>
       <w:rFonts w:asciiTheme="majorHAnsi" w:eastAsiaTheme="majorEastAsia" w:hAnsiTheme="majorHAnsi" w:cstheme="majorBidi"/>
-      <w:color w:val="17365D" w:themeColor="text2" w:themeShade="BF"/>
+      <w:color w:val="000000"/>
       <w:spacing w:val="5"/>
       <w:kern w:val="28"/>
       <w:sz w:val="52"/>
@@ -12684,7 +12815,7 @@
       <w:rFonts w:asciiTheme="majorHAnsi" w:eastAsiaTheme="majorEastAsia" w:hAnsiTheme="majorHAnsi" w:cstheme="majorBidi"/>
       <w:i/>
       <w:iCs/>
-      <w:color w:val="4F81BD" w:themeColor="accent1"/>
+      <w:color w:val="000000"/>
       <w:spacing w:val="15"/>
       <w:sz w:val="24"/>
       <w:szCs w:val="24"/>
@@ -12700,7 +12831,7 @@
       <w:rFonts w:asciiTheme="majorHAnsi" w:eastAsiaTheme="majorEastAsia" w:hAnsiTheme="majorHAnsi" w:cstheme="majorBidi"/>
       <w:i/>
       <w:iCs/>
-      <w:color w:val="4F81BD" w:themeColor="accent1"/>
+      <w:color w:val="000000"/>
       <w:spacing w:val="15"/>
       <w:sz w:val="24"/>
       <w:szCs w:val="24"/>
@@ -12972,7 +13103,7 @@
     <w:rPr>
       <w:i/>
       <w:iCs/>
-      <w:color w:val="000000" w:themeColor="text1"/>
+      <w:color w:val="000000"/>
     </w:rPr>
   </w:style>
   <w:style w:type="character" w:customStyle="1" w:styleId="QuoteChar">
@@ -12984,7 +13115,7 @@
     <w:rPr>
       <w:i/>
       <w:iCs/>
-      <w:color w:val="000000" w:themeColor="text1"/>
+      <w:color w:val="000000"/>
     </w:rPr>
   </w:style>
   <w:style w:type="character" w:customStyle="1" w:styleId="Heading4Char">
@@ -13000,7 +13131,7 @@
       <w:bCs/>
       <w:i/>
       <w:iCs/>
-      <w:color w:val="4F81BD" w:themeColor="accent1"/>
+      <w:color w:val="000000"/>
     </w:rPr>
   </w:style>
   <w:style w:type="character" w:customStyle="1" w:styleId="Heading5Char">
@@ -13012,7 +13143,7 @@
     <w:rsid w:val="00FC693F"/>
     <w:rPr>
       <w:rFonts w:asciiTheme="majorHAnsi" w:eastAsiaTheme="majorEastAsia" w:hAnsiTheme="majorHAnsi" w:cstheme="majorBidi"/>
-      <w:color w:val="243F60" w:themeColor="accent1" w:themeShade="7F"/>
+      <w:color w:val="000000"/>
     </w:rPr>
   </w:style>
   <w:style w:type="character" w:customStyle="1" w:styleId="Heading6Char">
@@ -13026,7 +13157,7 @@
       <w:rFonts w:asciiTheme="majorHAnsi" w:eastAsiaTheme="majorEastAsia" w:hAnsiTheme="majorHAnsi" w:cstheme="majorBidi"/>
       <w:i/>
       <w:iCs/>
-      <w:color w:val="243F60" w:themeColor="accent1" w:themeShade="7F"/>
+      <w:color w:val="000000"/>
     </w:rPr>
   </w:style>
   <w:style w:type="character" w:customStyle="1" w:styleId="Heading7Char">
@@ -13040,7 +13171,7 @@
       <w:rFonts w:asciiTheme="majorHAnsi" w:eastAsiaTheme="majorEastAsia" w:hAnsiTheme="majorHAnsi" w:cstheme="majorBidi"/>
       <w:i/>
       <w:iCs/>
-      <w:color w:val="404040" w:themeColor="text1" w:themeTint="BF"/>
+      <w:color w:val="000000"/>
     </w:rPr>
   </w:style>
   <w:style w:type="character" w:customStyle="1" w:styleId="Heading8Char">
@@ -13052,7 +13183,7 @@
     <w:rsid w:val="00FC693F"/>
     <w:rPr>
       <w:rFonts w:asciiTheme="majorHAnsi" w:eastAsiaTheme="majorEastAsia" w:hAnsiTheme="majorHAnsi" w:cstheme="majorBidi"/>
-      <w:color w:val="4F81BD" w:themeColor="accent1"/>
+      <w:color w:val="000000"/>
       <w:sz w:val="20"/>
       <w:szCs w:val="20"/>
     </w:rPr>
@@ -13068,7 +13199,7 @@
       <w:rFonts w:asciiTheme="majorHAnsi" w:eastAsiaTheme="majorEastAsia" w:hAnsiTheme="majorHAnsi" w:cstheme="majorBidi"/>
       <w:i/>
       <w:iCs/>
-      <w:color w:val="404040" w:themeColor="text1" w:themeTint="BF"/>
+      <w:color w:val="000000"/>
       <w:sz w:val="20"/>
       <w:szCs w:val="20"/>
     </w:rPr>
@@ -13088,7 +13219,7 @@
     <w:rPr>
       <w:b/>
       <w:bCs/>
-      <w:color w:val="4F81BD" w:themeColor="accent1"/>
+      <w:color w:val="000000"/>
       <w:sz w:val="18"/>
       <w:szCs w:val="18"/>
     </w:rPr>
@@ -13135,7 +13266,7 @@
       <w:bCs/>
       <w:i/>
       <w:iCs/>
-      <w:color w:val="4F81BD" w:themeColor="accent1"/>
+      <w:color w:val="000000"/>
     </w:rPr>
   </w:style>
   <w:style w:type="character" w:customStyle="1" w:styleId="IntenseQuoteChar">
@@ -13149,7 +13280,7 @@
       <w:bCs/>
       <w:i/>
       <w:iCs/>
-      <w:color w:val="4F81BD" w:themeColor="accent1"/>
+      <w:color w:val="000000"/>
     </w:rPr>
   </w:style>
   <w:style w:type="character" w:styleId="SubtleEmphasis">
@@ -13161,7 +13292,7 @@
     <w:rPr>
       <w:i/>
       <w:iCs/>
-      <w:color w:val="808080" w:themeColor="text1" w:themeTint="7F"/>
+      <w:color w:val="000000"/>
     </w:rPr>
   </w:style>
   <w:style w:type="character" w:styleId="IntenseEmphasis">
@@ -13175,7 +13306,7 @@
       <w:bCs/>
       <w:i/>
       <w:iCs/>
-      <w:color w:val="4F81BD" w:themeColor="accent1"/>
+      <w:color w:val="000000"/>
     </w:rPr>
   </w:style>
   <w:style w:type="character" w:styleId="SubtleReference">
@@ -13186,7 +13317,7 @@
     <w:rsid w:val="00FC693F"/>
     <w:rPr>
       <w:smallCaps/>
-      <w:color w:val="C0504D" w:themeColor="accent2"/>
+      <w:color w:val="000000"/>
       <w:u w:val="single"/>
     </w:rPr>
   </w:style>
@@ -13200,7 +13331,7 @@
       <w:b/>
       <w:bCs/>
       <w:smallCaps/>
-      <w:color w:val="C0504D" w:themeColor="accent2"/>
+      <w:color w:val="000000"/>
       <w:spacing w:val="5"/>
       <w:u w:val="single"/>
     </w:rPr>
@@ -13266,7 +13397,7 @@
       <w:spacing w:after="0" w:line="240" w:lineRule="auto"/>
     </w:pPr>
     <w:rPr>
-      <w:color w:val="000000" w:themeColor="text1" w:themeShade="BF"/>
+      <w:color w:val="000000"/>
     </w:rPr>
     <w:tblPr>
       <w:tblStyleRowBandSize w:val="1"/>
@@ -13369,7 +13500,7 @@
       <w:spacing w:after="0" w:line="240" w:lineRule="auto"/>
     </w:pPr>
     <w:rPr>
-      <w:color w:val="365F91" w:themeColor="accent1" w:themeShade="BF"/>
+      <w:color w:val="000000"/>
     </w:rPr>
     <w:tblPr>
       <w:tblStyleRowBandSize w:val="1"/>
@@ -13472,7 +13603,7 @@
       <w:spacing w:after="0" w:line="240" w:lineRule="auto"/>
     </w:pPr>
     <w:rPr>
-      <w:color w:val="943634" w:themeColor="accent2" w:themeShade="BF"/>
+      <w:color w:val="000000"/>
     </w:rPr>
     <w:tblPr>
       <w:tblStyleRowBandSize w:val="1"/>
@@ -13575,7 +13706,7 @@
       <w:spacing w:after="0" w:line="240" w:lineRule="auto"/>
     </w:pPr>
     <w:rPr>
-      <w:color w:val="76923C" w:themeColor="accent3" w:themeShade="BF"/>
+      <w:color w:val="000000"/>
     </w:rPr>
     <w:tblPr>
       <w:tblStyleRowBandSize w:val="1"/>
@@ -13678,7 +13809,7 @@
       <w:spacing w:after="0" w:line="240" w:lineRule="auto"/>
     </w:pPr>
     <w:rPr>
-      <w:color w:val="5F497A" w:themeColor="accent4" w:themeShade="BF"/>
+      <w:color w:val="000000"/>
     </w:rPr>
     <w:tblPr>
       <w:tblStyleRowBandSize w:val="1"/>
@@ -13781,7 +13912,7 @@
       <w:spacing w:after="0" w:line="240" w:lineRule="auto"/>
     </w:pPr>
     <w:rPr>
-      <w:color w:val="31849B" w:themeColor="accent5" w:themeShade="BF"/>
+      <w:color w:val="000000"/>
     </w:rPr>
     <w:tblPr>
       <w:tblStyleRowBandSize w:val="1"/>
@@ -13884,7 +14015,7 @@
       <w:spacing w:after="0" w:line="240" w:lineRule="auto"/>
     </w:pPr>
     <w:rPr>
-      <w:color w:val="E36C0A" w:themeColor="accent6" w:themeShade="BF"/>
+      <w:color w:val="000000"/>
     </w:rPr>
     <w:tblPr>
       <w:tblStyleRowBandSize w:val="1"/>
@@ -14010,7 +14141,7 @@
       <w:rPr>
         <w:b/>
         <w:bCs/>
-        <w:color w:val="FFFFFF" w:themeColor="background1"/>
+        <w:color w:val="000000"/>
       </w:rPr>
       <w:tblPr/>
       <w:tcPr>
@@ -14102,7 +14233,7 @@
       <w:rPr>
         <w:b/>
         <w:bCs/>
-        <w:color w:val="FFFFFF" w:themeColor="background1"/>
+        <w:color w:val="000000"/>
       </w:rPr>
       <w:tblPr/>
       <w:tcPr>
@@ -14194,7 +14325,7 @@
       <w:rPr>
         <w:b/>
         <w:bCs/>
-        <w:color w:val="FFFFFF" w:themeColor="background1"/>
+        <w:color w:val="000000"/>
       </w:rPr>
       <w:tblPr/>
       <w:tcPr>
@@ -14286,7 +14417,7 @@
       <w:rPr>
         <w:b/>
         <w:bCs/>
-        <w:color w:val="FFFFFF" w:themeColor="background1"/>
+        <w:color w:val="000000"/>
       </w:rPr>
       <w:tblPr/>
       <w:tcPr>
@@ -14378,7 +14509,7 @@
       <w:rPr>
         <w:b/>
         <w:bCs/>
-        <w:color w:val="FFFFFF" w:themeColor="background1"/>
+        <w:color w:val="000000"/>
       </w:rPr>
       <w:tblPr/>
       <w:tcPr>
@@ -14470,7 +14601,7 @@
       <w:rPr>
         <w:b/>
         <w:bCs/>
-        <w:color w:val="FFFFFF" w:themeColor="background1"/>
+        <w:color w:val="000000"/>
       </w:rPr>
       <w:tblPr/>
       <w:tcPr>
@@ -14562,7 +14693,7 @@
       <w:rPr>
         <w:b/>
         <w:bCs/>
-        <w:color w:val="FFFFFF" w:themeColor="background1"/>
+        <w:color w:val="000000"/>
       </w:rPr>
       <w:tblPr/>
       <w:tcPr>
@@ -15565,7 +15696,7 @@
       <w:rPr>
         <w:b/>
         <w:bCs/>
-        <w:color w:val="FFFFFF" w:themeColor="background1"/>
+        <w:color w:val="000000"/>
       </w:rPr>
       <w:tblPr/>
       <w:tcPr>
@@ -15671,7 +15802,7 @@
       <w:rPr>
         <w:b/>
         <w:bCs/>
-        <w:color w:val="FFFFFF" w:themeColor="background1"/>
+        <w:color w:val="000000"/>
       </w:rPr>
       <w:tblPr/>
       <w:tcPr>
@@ -15777,7 +15908,7 @@
       <w:rPr>
         <w:b/>
         <w:bCs/>
-        <w:color w:val="FFFFFF" w:themeColor="background1"/>
+        <w:color w:val="000000"/>
       </w:rPr>
       <w:tblPr/>
       <w:tcPr>
@@ -15883,7 +16014,7 @@
       <w:rPr>
         <w:b/>
         <w:bCs/>
-        <w:color w:val="FFFFFF" w:themeColor="background1"/>
+        <w:color w:val="000000"/>
       </w:rPr>
       <w:tblPr/>
       <w:tcPr>
@@ -15989,7 +16120,7 @@
       <w:rPr>
         <w:b/>
         <w:bCs/>
-        <w:color w:val="FFFFFF" w:themeColor="background1"/>
+        <w:color w:val="000000"/>
       </w:rPr>
       <w:tblPr/>
       <w:tcPr>
@@ -16095,7 +16226,7 @@
       <w:rPr>
         <w:b/>
         <w:bCs/>
-        <w:color w:val="FFFFFF" w:themeColor="background1"/>
+        <w:color w:val="000000"/>
       </w:rPr>
       <w:tblPr/>
       <w:tcPr>
@@ -16201,7 +16332,7 @@
       <w:rPr>
         <w:b/>
         <w:bCs/>
-        <w:color w:val="FFFFFF" w:themeColor="background1"/>
+        <w:color w:val="000000"/>
       </w:rPr>
       <w:tblPr/>
       <w:tcPr>
@@ -16304,7 +16435,7 @@
       <w:rPr>
         <w:b/>
         <w:bCs/>
-        <w:color w:val="FFFFFF" w:themeColor="background1"/>
+        <w:color w:val="000000"/>
       </w:rPr>
       <w:tblPr/>
       <w:tcPr>
@@ -16324,7 +16455,7 @@
         <w:spacing w:before="0" w:after="0" w:line="240" w:lineRule="auto"/>
       </w:pPr>
       <w:rPr>
-        <w:color w:val="auto"/>
+        <w:color w:val="000000"/>
       </w:rPr>
       <w:tblPr/>
       <w:tcPr>
@@ -16343,7 +16474,7 @@
       <w:rPr>
         <w:b/>
         <w:bCs/>
-        <w:color w:val="FFFFFF" w:themeColor="background1"/>
+        <w:color w:val="000000"/>
       </w:rPr>
       <w:tblPr/>
       <w:tcPr>
@@ -16362,7 +16493,7 @@
       <w:rPr>
         <w:b/>
         <w:bCs/>
-        <w:color w:val="FFFFFF" w:themeColor="background1"/>
+        <w:color w:val="000000"/>
       </w:rPr>
       <w:tblPr/>
       <w:tcPr>
@@ -16408,7 +16539,7 @@
     </w:tblStylePr>
     <w:tblStylePr w:type="nwCell">
       <w:rPr>
-        <w:color w:val="FFFFFF" w:themeColor="background1"/>
+        <w:color w:val="000000"/>
       </w:rPr>
       <w:tblPr/>
       <w:tcPr>
@@ -16453,7 +16584,7 @@
       <w:rPr>
         <w:b/>
         <w:bCs/>
-        <w:color w:val="FFFFFF" w:themeColor="background1"/>
+        <w:color w:val="000000"/>
       </w:rPr>
       <w:tblPr/>
       <w:tcPr>
@@ -16473,7 +16604,7 @@
         <w:spacing w:before="0" w:after="0" w:line="240" w:lineRule="auto"/>
       </w:pPr>
       <w:rPr>
-        <w:color w:val="auto"/>
+        <w:color w:val="000000"/>
       </w:rPr>
       <w:tblPr/>
       <w:tcPr>
@@ -16492,7 +16623,7 @@
       <w:rPr>
         <w:b/>
         <w:bCs/>
-        <w:color w:val="FFFFFF" w:themeColor="background1"/>
+        <w:color w:val="000000"/>
       </w:rPr>
       <w:tblPr/>
       <w:tcPr>
@@ -16511,7 +16642,7 @@
       <w:rPr>
         <w:b/>
         <w:bCs/>
-        <w:color w:val="FFFFFF" w:themeColor="background1"/>
+        <w:color w:val="000000"/>
       </w:rPr>
       <w:tblPr/>
       <w:tcPr>
@@ -16557,7 +16688,7 @@
     </w:tblStylePr>
     <w:tblStylePr w:type="nwCell">
       <w:rPr>
-        <w:color w:val="FFFFFF" w:themeColor="background1"/>
+        <w:color w:val="000000"/>
       </w:rPr>
       <w:tblPr/>
       <w:tcPr>
@@ -16602,7 +16733,7 @@
       <w:rPr>
         <w:b/>
         <w:bCs/>
-        <w:color w:val="FFFFFF" w:themeColor="background1"/>
+        <w:color w:val="000000"/>
       </w:rPr>
       <w:tblPr/>
       <w:tcPr>
@@ -16622,7 +16753,7 @@
         <w:spacing w:before="0" w:after="0" w:line="240" w:lineRule="auto"/>
       </w:pPr>
       <w:rPr>
-        <w:color w:val="auto"/>
+        <w:color w:val="000000"/>
       </w:rPr>
       <w:tblPr/>
       <w:tcPr>
@@ -16641,7 +16772,7 @@
       <w:rPr>
         <w:b/>
         <w:bCs/>
-        <w:color w:val="FFFFFF" w:themeColor="background1"/>
+        <w:color w:val="000000"/>
       </w:rPr>
       <w:tblPr/>
       <w:tcPr>
@@ -16660,7 +16791,7 @@
       <w:rPr>
         <w:b/>
         <w:bCs/>
-        <w:color w:val="FFFFFF" w:themeColor="background1"/>
+        <w:color w:val="000000"/>
       </w:rPr>
       <w:tblPr/>
       <w:tcPr>
@@ -16706,7 +16837,7 @@
     </w:tblStylePr>
     <w:tblStylePr w:type="nwCell">
       <w:rPr>
-        <w:color w:val="FFFFFF" w:themeColor="background1"/>
+        <w:color w:val="000000"/>
       </w:rPr>
       <w:tblPr/>
       <w:tcPr>
@@ -16751,7 +16882,7 @@
       <w:rPr>
         <w:b/>
         <w:bCs/>
-        <w:color w:val="FFFFFF" w:themeColor="background1"/>
+        <w:color w:val="000000"/>
       </w:rPr>
       <w:tblPr/>
       <w:tcPr>
@@ -16771,7 +16902,7 @@
         <w:spacing w:before="0" w:after="0" w:line="240" w:lineRule="auto"/>
       </w:pPr>
       <w:rPr>
-        <w:color w:val="auto"/>
+        <w:color w:val="000000"/>
       </w:rPr>
       <w:tblPr/>
       <w:tcPr>
@@ -16790,7 +16921,7 @@
       <w:rPr>
         <w:b/>
         <w:bCs/>
-        <w:color w:val="FFFFFF" w:themeColor="background1"/>
+        <w:color w:val="000000"/>
       </w:rPr>
       <w:tblPr/>
       <w:tcPr>
@@ -16809,7 +16940,7 @@
       <w:rPr>
         <w:b/>
         <w:bCs/>
-        <w:color w:val="FFFFFF" w:themeColor="background1"/>
+        <w:color w:val="000000"/>
       </w:rPr>
       <w:tblPr/>
       <w:tcPr>
@@ -16855,7 +16986,7 @@
     </w:tblStylePr>
     <w:tblStylePr w:type="nwCell">
       <w:rPr>
-        <w:color w:val="FFFFFF" w:themeColor="background1"/>
+        <w:color w:val="000000"/>
       </w:rPr>
       <w:tblPr/>
       <w:tcPr>
@@ -16900,7 +17031,7 @@
       <w:rPr>
         <w:b/>
         <w:bCs/>
-        <w:color w:val="FFFFFF" w:themeColor="background1"/>
+        <w:color w:val="000000"/>
       </w:rPr>
       <w:tblPr/>
       <w:tcPr>
@@ -16920,7 +17051,7 @@
         <w:spacing w:before="0" w:after="0" w:line="240" w:lineRule="auto"/>
       </w:pPr>
       <w:rPr>
-        <w:color w:val="auto"/>
+        <w:color w:val="000000"/>
       </w:rPr>
       <w:tblPr/>
       <w:tcPr>
@@ -16939,7 +17070,7 @@
       <w:rPr>
         <w:b/>
         <w:bCs/>
-        <w:color w:val="FFFFFF" w:themeColor="background1"/>
+        <w:color w:val="000000"/>
       </w:rPr>
       <w:tblPr/>
       <w:tcPr>
@@ -16958,7 +17089,7 @@
       <w:rPr>
         <w:b/>
         <w:bCs/>
-        <w:color w:val="FFFFFF" w:themeColor="background1"/>
+        <w:color w:val="000000"/>
       </w:rPr>
       <w:tblPr/>
       <w:tcPr>
@@ -17004,7 +17135,7 @@
     </w:tblStylePr>
     <w:tblStylePr w:type="nwCell">
       <w:rPr>
-        <w:color w:val="FFFFFF" w:themeColor="background1"/>
+        <w:color w:val="000000"/>
       </w:rPr>
       <w:tblPr/>
       <w:tcPr>
@@ -17049,7 +17180,7 @@
       <w:rPr>
         <w:b/>
         <w:bCs/>
-        <w:color w:val="FFFFFF" w:themeColor="background1"/>
+        <w:color w:val="000000"/>
       </w:rPr>
       <w:tblPr/>
       <w:tcPr>
@@ -17069,7 +17200,7 @@
         <w:spacing w:before="0" w:after="0" w:line="240" w:lineRule="auto"/>
       </w:pPr>
       <w:rPr>
-        <w:color w:val="auto"/>
+        <w:color w:val="000000"/>
       </w:rPr>
       <w:tblPr/>
       <w:tcPr>
@@ -17088,7 +17219,7 @@
       <w:rPr>
         <w:b/>
         <w:bCs/>
-        <w:color w:val="FFFFFF" w:themeColor="background1"/>
+        <w:color w:val="000000"/>
       </w:rPr>
       <w:tblPr/>
       <w:tcPr>
@@ -17107,7 +17238,7 @@
       <w:rPr>
         <w:b/>
         <w:bCs/>
-        <w:color w:val="FFFFFF" w:themeColor="background1"/>
+        <w:color w:val="000000"/>
       </w:rPr>
       <w:tblPr/>
       <w:tcPr>
@@ -17153,7 +17284,7 @@
     </w:tblStylePr>
     <w:tblStylePr w:type="nwCell">
       <w:rPr>
-        <w:color w:val="FFFFFF" w:themeColor="background1"/>
+        <w:color w:val="000000"/>
       </w:rPr>
       <w:tblPr/>
       <w:tcPr>
@@ -17198,7 +17329,7 @@
       <w:rPr>
         <w:b/>
         <w:bCs/>
-        <w:color w:val="FFFFFF" w:themeColor="background1"/>
+        <w:color w:val="000000"/>
       </w:rPr>
       <w:tblPr/>
       <w:tcPr>
@@ -17218,7 +17349,7 @@
         <w:spacing w:before="0" w:after="0" w:line="240" w:lineRule="auto"/>
       </w:pPr>
       <w:rPr>
-        <w:color w:val="auto"/>
+        <w:color w:val="000000"/>
       </w:rPr>
       <w:tblPr/>
       <w:tcPr>
@@ -17237,7 +17368,7 @@
       <w:rPr>
         <w:b/>
         <w:bCs/>
-        <w:color w:val="FFFFFF" w:themeColor="background1"/>
+        <w:color w:val="000000"/>
       </w:rPr>
       <w:tblPr/>
       <w:tcPr>
@@ -17256,7 +17387,7 @@
       <w:rPr>
         <w:b/>
         <w:bCs/>
-        <w:color w:val="FFFFFF" w:themeColor="background1"/>
+        <w:color w:val="000000"/>
       </w:rPr>
       <w:tblPr/>
       <w:tcPr>
@@ -17302,7 +17433,7 @@
     </w:tblStylePr>
     <w:tblStylePr w:type="nwCell">
       <w:rPr>
-        <w:color w:val="FFFFFF" w:themeColor="background1"/>
+        <w:color w:val="000000"/>
       </w:rPr>
       <w:tblPr/>
       <w:tcPr>
@@ -17326,7 +17457,7 @@
       <w:spacing w:after="0" w:line="240" w:lineRule="auto"/>
     </w:pPr>
     <w:rPr>
-      <w:color w:val="000000" w:themeColor="text1"/>
+      <w:color w:val="000000"/>
     </w:rPr>
     <w:tblPr>
       <w:tblStyleRowBandSize w:val="1"/>
@@ -17359,7 +17490,7 @@
       <w:rPr>
         <w:b/>
         <w:bCs/>
-        <w:color w:val="1F497D" w:themeColor="text2"/>
+        <w:color w:val="000000"/>
       </w:rPr>
       <w:tblPr/>
       <w:tcPr>
@@ -17410,7 +17541,7 @@
       <w:spacing w:after="0" w:line="240" w:lineRule="auto"/>
     </w:pPr>
     <w:rPr>
-      <w:color w:val="000000" w:themeColor="text1"/>
+      <w:color w:val="000000"/>
     </w:rPr>
     <w:tblPr>
       <w:tblStyleRowBandSize w:val="1"/>
@@ -17443,7 +17574,7 @@
       <w:rPr>
         <w:b/>
         <w:bCs/>
-        <w:color w:val="1F497D" w:themeColor="text2"/>
+        <w:color w:val="000000"/>
       </w:rPr>
       <w:tblPr/>
       <w:tcPr>
@@ -17494,7 +17625,7 @@
       <w:spacing w:after="0" w:line="240" w:lineRule="auto"/>
     </w:pPr>
     <w:rPr>
-      <w:color w:val="000000" w:themeColor="text1"/>
+      <w:color w:val="000000"/>
     </w:rPr>
     <w:tblPr>
       <w:tblStyleRowBandSize w:val="1"/>
@@ -17527,7 +17658,7 @@
       <w:rPr>
         <w:b/>
         <w:bCs/>
-        <w:color w:val="1F497D" w:themeColor="text2"/>
+        <w:color w:val="000000"/>
       </w:rPr>
       <w:tblPr/>
       <w:tcPr>
@@ -17578,7 +17709,7 @@
       <w:spacing w:after="0" w:line="240" w:lineRule="auto"/>
     </w:pPr>
     <w:rPr>
-      <w:color w:val="000000" w:themeColor="text1"/>
+      <w:color w:val="000000"/>
     </w:rPr>
     <w:tblPr>
       <w:tblStyleRowBandSize w:val="1"/>
@@ -17611,7 +17742,7 @@
       <w:rPr>
         <w:b/>
         <w:bCs/>
-        <w:color w:val="1F497D" w:themeColor="text2"/>
+        <w:color w:val="000000"/>
       </w:rPr>
       <w:tblPr/>
       <w:tcPr>
@@ -17662,7 +17793,7 @@
       <w:spacing w:after="0" w:line="240" w:lineRule="auto"/>
     </w:pPr>
     <w:rPr>
-      <w:color w:val="000000" w:themeColor="text1"/>
+      <w:color w:val="000000"/>
     </w:rPr>
     <w:tblPr>
       <w:tblStyleRowBandSize w:val="1"/>
@@ -17695,7 +17826,7 @@
       <w:rPr>
         <w:b/>
         <w:bCs/>
-        <w:color w:val="1F497D" w:themeColor="text2"/>
+        <w:color w:val="000000"/>
       </w:rPr>
       <w:tblPr/>
       <w:tcPr>
@@ -17746,7 +17877,7 @@
       <w:spacing w:after="0" w:line="240" w:lineRule="auto"/>
     </w:pPr>
     <w:rPr>
-      <w:color w:val="000000" w:themeColor="text1"/>
+      <w:color w:val="000000"/>
     </w:rPr>
     <w:tblPr>
       <w:tblStyleRowBandSize w:val="1"/>
@@ -17779,7 +17910,7 @@
       <w:rPr>
         <w:b/>
         <w:bCs/>
-        <w:color w:val="1F497D" w:themeColor="text2"/>
+        <w:color w:val="000000"/>
       </w:rPr>
       <w:tblPr/>
       <w:tcPr>
@@ -17830,7 +17961,7 @@
       <w:spacing w:after="0" w:line="240" w:lineRule="auto"/>
     </w:pPr>
     <w:rPr>
-      <w:color w:val="000000" w:themeColor="text1"/>
+      <w:color w:val="000000"/>
     </w:rPr>
     <w:tblPr>
       <w:tblStyleRowBandSize w:val="1"/>
@@ -17863,7 +17994,7 @@
       <w:rPr>
         <w:b/>
         <w:bCs/>
-        <w:color w:val="1F497D" w:themeColor="text2"/>
+        <w:color w:val="000000"/>
       </w:rPr>
       <w:tblPr/>
       <w:tcPr>
@@ -17915,7 +18046,7 @@
     </w:pPr>
     <w:rPr>
       <w:rFonts w:asciiTheme="majorHAnsi" w:eastAsiaTheme="majorEastAsia" w:hAnsiTheme="majorHAnsi" w:cstheme="majorBidi"/>
-      <w:color w:val="000000" w:themeColor="text1"/>
+      <w:color w:val="000000"/>
     </w:rPr>
     <w:tblPr>
       <w:tblStyleRowBandSize w:val="1"/>
@@ -18043,7 +18174,7 @@
     </w:pPr>
     <w:rPr>
       <w:rFonts w:asciiTheme="majorHAnsi" w:eastAsiaTheme="majorEastAsia" w:hAnsiTheme="majorHAnsi" w:cstheme="majorBidi"/>
-      <w:color w:val="000000" w:themeColor="text1"/>
+      <w:color w:val="000000"/>
     </w:rPr>
     <w:tblPr>
       <w:tblStyleRowBandSize w:val="1"/>
@@ -18171,7 +18302,7 @@
     </w:pPr>
     <w:rPr>
       <w:rFonts w:asciiTheme="majorHAnsi" w:eastAsiaTheme="majorEastAsia" w:hAnsiTheme="majorHAnsi" w:cstheme="majorBidi"/>
-      <w:color w:val="000000" w:themeColor="text1"/>
+      <w:color w:val="000000"/>
     </w:rPr>
     <w:tblPr>
       <w:tblStyleRowBandSize w:val="1"/>
@@ -18299,7 +18430,7 @@
     </w:pPr>
     <w:rPr>
       <w:rFonts w:asciiTheme="majorHAnsi" w:eastAsiaTheme="majorEastAsia" w:hAnsiTheme="majorHAnsi" w:cstheme="majorBidi"/>
-      <w:color w:val="000000" w:themeColor="text1"/>
+      <w:color w:val="000000"/>
     </w:rPr>
     <w:tblPr>
       <w:tblStyleRowBandSize w:val="1"/>
@@ -18427,7 +18558,7 @@
     </w:pPr>
     <w:rPr>
       <w:rFonts w:asciiTheme="majorHAnsi" w:eastAsiaTheme="majorEastAsia" w:hAnsiTheme="majorHAnsi" w:cstheme="majorBidi"/>
-      <w:color w:val="000000" w:themeColor="text1"/>
+      <w:color w:val="000000"/>
     </w:rPr>
     <w:tblPr>
       <w:tblStyleRowBandSize w:val="1"/>
@@ -18555,7 +18686,7 @@
     </w:pPr>
     <w:rPr>
       <w:rFonts w:asciiTheme="majorHAnsi" w:eastAsiaTheme="majorEastAsia" w:hAnsiTheme="majorHAnsi" w:cstheme="majorBidi"/>
-      <w:color w:val="000000" w:themeColor="text1"/>
+      <w:color w:val="000000"/>
     </w:rPr>
     <w:tblPr>
       <w:tblStyleRowBandSize w:val="1"/>
@@ -18683,7 +18814,7 @@
     </w:pPr>
     <w:rPr>
       <w:rFonts w:asciiTheme="majorHAnsi" w:eastAsiaTheme="majorEastAsia" w:hAnsiTheme="majorHAnsi" w:cstheme="majorBidi"/>
-      <w:color w:val="000000" w:themeColor="text1"/>
+      <w:color w:val="000000"/>
     </w:rPr>
     <w:tblPr>
       <w:tblStyleRowBandSize w:val="1"/>
@@ -19322,7 +19453,7 @@
     </w:pPr>
     <w:rPr>
       <w:rFonts w:asciiTheme="majorHAnsi" w:eastAsiaTheme="majorEastAsia" w:hAnsiTheme="majorHAnsi" w:cstheme="majorBidi"/>
-      <w:color w:val="000000" w:themeColor="text1"/>
+      <w:color w:val="000000"/>
     </w:rPr>
     <w:tblPr>
       <w:tblStyleRowBandSize w:val="1"/>
@@ -19350,7 +19481,7 @@
       <w:rPr>
         <w:b/>
         <w:bCs/>
-        <w:color w:val="000000" w:themeColor="text1"/>
+        <w:color w:val="000000"/>
       </w:rPr>
       <w:tblPr/>
       <w:tcPr>
@@ -19361,7 +19492,7 @@
       <w:rPr>
         <w:b/>
         <w:bCs/>
-        <w:color w:val="000000" w:themeColor="text1"/>
+        <w:color w:val="000000"/>
       </w:rPr>
       <w:tblPr/>
       <w:tcPr>
@@ -19380,7 +19511,7 @@
       <w:rPr>
         <w:b/>
         <w:bCs/>
-        <w:color w:val="000000" w:themeColor="text1"/>
+        <w:color w:val="000000"/>
       </w:rPr>
       <w:tblPr/>
       <w:tcPr>
@@ -19399,7 +19530,7 @@
       <w:rPr>
         <w:b w:val="0"/>
         <w:bCs w:val="0"/>
-        <w:color w:val="000000" w:themeColor="text1"/>
+        <w:color w:val="000000"/>
       </w:rPr>
       <w:tblPr/>
       <w:tcPr>
@@ -19447,7 +19578,7 @@
     </w:pPr>
     <w:rPr>
       <w:rFonts w:asciiTheme="majorHAnsi" w:eastAsiaTheme="majorEastAsia" w:hAnsiTheme="majorHAnsi" w:cstheme="majorBidi"/>
-      <w:color w:val="000000" w:themeColor="text1"/>
+      <w:color w:val="000000"/>
     </w:rPr>
     <w:tblPr>
       <w:tblStyleRowBandSize w:val="1"/>
@@ -19475,7 +19606,7 @@
       <w:rPr>
         <w:b/>
         <w:bCs/>
-        <w:color w:val="000000" w:themeColor="text1"/>
+        <w:color w:val="000000"/>
       </w:rPr>
       <w:tblPr/>
       <w:tcPr>
@@ -19486,7 +19617,7 @@
       <w:rPr>
         <w:b/>
         <w:bCs/>
-        <w:color w:val="000000" w:themeColor="text1"/>
+        <w:color w:val="000000"/>
       </w:rPr>
       <w:tblPr/>
       <w:tcPr>
@@ -19505,7 +19636,7 @@
       <w:rPr>
         <w:b/>
         <w:bCs/>
-        <w:color w:val="000000" w:themeColor="text1"/>
+        <w:color w:val="000000"/>
       </w:rPr>
       <w:tblPr/>
       <w:tcPr>
@@ -19524,7 +19655,7 @@
       <w:rPr>
         <w:b w:val="0"/>
         <w:bCs w:val="0"/>
-        <w:color w:val="000000" w:themeColor="text1"/>
+        <w:color w:val="000000"/>
       </w:rPr>
       <w:tblPr/>
       <w:tcPr>
@@ -19572,7 +19703,7 @@
     </w:pPr>
     <w:rPr>
       <w:rFonts w:asciiTheme="majorHAnsi" w:eastAsiaTheme="majorEastAsia" w:hAnsiTheme="majorHAnsi" w:cstheme="majorBidi"/>
-      <w:color w:val="000000" w:themeColor="text1"/>
+      <w:color w:val="000000"/>
     </w:rPr>
     <w:tblPr>
       <w:tblStyleRowBandSize w:val="1"/>
@@ -19600,7 +19731,7 @@
       <w:rPr>
         <w:b/>
         <w:bCs/>
-        <w:color w:val="000000" w:themeColor="text1"/>
+        <w:color w:val="000000"/>
       </w:rPr>
       <w:tblPr/>
       <w:tcPr>
@@ -19611,7 +19742,7 @@
       <w:rPr>
         <w:b/>
         <w:bCs/>
-        <w:color w:val="000000" w:themeColor="text1"/>
+        <w:color w:val="000000"/>
       </w:rPr>
       <w:tblPr/>
       <w:tcPr>
@@ -19630,7 +19761,7 @@
       <w:rPr>
         <w:b/>
         <w:bCs/>
-        <w:color w:val="000000" w:themeColor="text1"/>
+        <w:color w:val="000000"/>
       </w:rPr>
       <w:tblPr/>
       <w:tcPr>
@@ -19649,7 +19780,7 @@
       <w:rPr>
         <w:b w:val="0"/>
         <w:bCs w:val="0"/>
-        <w:color w:val="000000" w:themeColor="text1"/>
+        <w:color w:val="000000"/>
       </w:rPr>
       <w:tblPr/>
       <w:tcPr>
@@ -19697,7 +19828,7 @@
     </w:pPr>
     <w:rPr>
       <w:rFonts w:asciiTheme="majorHAnsi" w:eastAsiaTheme="majorEastAsia" w:hAnsiTheme="majorHAnsi" w:cstheme="majorBidi"/>
-      <w:color w:val="000000" w:themeColor="text1"/>
+      <w:color w:val="000000"/>
     </w:rPr>
     <w:tblPr>
       <w:tblStyleRowBandSize w:val="1"/>
@@ -19725,7 +19856,7 @@
       <w:rPr>
         <w:b/>
         <w:bCs/>
-        <w:color w:val="000000" w:themeColor="text1"/>
+        <w:color w:val="000000"/>
       </w:rPr>
       <w:tblPr/>
       <w:tcPr>
@@ -19736,7 +19867,7 @@
       <w:rPr>
         <w:b/>
         <w:bCs/>
-        <w:color w:val="000000" w:themeColor="text1"/>
+        <w:color w:val="000000"/>
       </w:rPr>
       <w:tblPr/>
       <w:tcPr>
@@ -19755,7 +19886,7 @@
       <w:rPr>
         <w:b/>
         <w:bCs/>
-        <w:color w:val="000000" w:themeColor="text1"/>
+        <w:color w:val="000000"/>
       </w:rPr>
       <w:tblPr/>
       <w:tcPr>
@@ -19774,7 +19905,7 @@
       <w:rPr>
         <w:b w:val="0"/>
         <w:bCs w:val="0"/>
-        <w:color w:val="000000" w:themeColor="text1"/>
+        <w:color w:val="000000"/>
       </w:rPr>
       <w:tblPr/>
       <w:tcPr>
@@ -19822,7 +19953,7 @@
     </w:pPr>
     <w:rPr>
       <w:rFonts w:asciiTheme="majorHAnsi" w:eastAsiaTheme="majorEastAsia" w:hAnsiTheme="majorHAnsi" w:cstheme="majorBidi"/>
-      <w:color w:val="000000" w:themeColor="text1"/>
+      <w:color w:val="000000"/>
     </w:rPr>
     <w:tblPr>
       <w:tblStyleRowBandSize w:val="1"/>
@@ -19850,7 +19981,7 @@
       <w:rPr>
         <w:b/>
         <w:bCs/>
-        <w:color w:val="000000" w:themeColor="text1"/>
+        <w:color w:val="000000"/>
       </w:rPr>
       <w:tblPr/>
       <w:tcPr>
@@ -19861,7 +19992,7 @@
       <w:rPr>
         <w:b/>
         <w:bCs/>
-        <w:color w:val="000000" w:themeColor="text1"/>
+        <w:color w:val="000000"/>
       </w:rPr>
       <w:tblPr/>
       <w:tcPr>
@@ -19880,7 +20011,7 @@
       <w:rPr>
         <w:b/>
         <w:bCs/>
-        <w:color w:val="000000" w:themeColor="text1"/>
+        <w:color w:val="000000"/>
       </w:rPr>
       <w:tblPr/>
       <w:tcPr>
@@ -19899,7 +20030,7 @@
       <w:rPr>
         <w:b w:val="0"/>
         <w:bCs w:val="0"/>
-        <w:color w:val="000000" w:themeColor="text1"/>
+        <w:color w:val="000000"/>
       </w:rPr>
       <w:tblPr/>
       <w:tcPr>
@@ -19947,7 +20078,7 @@
     </w:pPr>
     <w:rPr>
       <w:rFonts w:asciiTheme="majorHAnsi" w:eastAsiaTheme="majorEastAsia" w:hAnsiTheme="majorHAnsi" w:cstheme="majorBidi"/>
-      <w:color w:val="000000" w:themeColor="text1"/>
+      <w:color w:val="000000"/>
     </w:rPr>
     <w:tblPr>
       <w:tblStyleRowBandSize w:val="1"/>
@@ -19975,7 +20106,7 @@
       <w:rPr>
         <w:b/>
         <w:bCs/>
-        <w:color w:val="000000" w:themeColor="text1"/>
+        <w:color w:val="000000"/>
       </w:rPr>
       <w:tblPr/>
       <w:tcPr>
@@ -19986,7 +20117,7 @@
       <w:rPr>
         <w:b/>
         <w:bCs/>
-        <w:color w:val="000000" w:themeColor="text1"/>
+        <w:color w:val="000000"/>
       </w:rPr>
       <w:tblPr/>
       <w:tcPr>
@@ -20005,7 +20136,7 @@
       <w:rPr>
         <w:b/>
         <w:bCs/>
-        <w:color w:val="000000" w:themeColor="text1"/>
+        <w:color w:val="000000"/>
       </w:rPr>
       <w:tblPr/>
       <w:tcPr>
@@ -20024,7 +20155,7 @@
       <w:rPr>
         <w:b w:val="0"/>
         <w:bCs w:val="0"/>
-        <w:color w:val="000000" w:themeColor="text1"/>
+        <w:color w:val="000000"/>
       </w:rPr>
       <w:tblPr/>
       <w:tcPr>
@@ -20072,7 +20203,7 @@
     </w:pPr>
     <w:rPr>
       <w:rFonts w:asciiTheme="majorHAnsi" w:eastAsiaTheme="majorEastAsia" w:hAnsiTheme="majorHAnsi" w:cstheme="majorBidi"/>
-      <w:color w:val="000000" w:themeColor="text1"/>
+      <w:color w:val="000000"/>
     </w:rPr>
     <w:tblPr>
       <w:tblStyleRowBandSize w:val="1"/>
@@ -20100,7 +20231,7 @@
       <w:rPr>
         <w:b/>
         <w:bCs/>
-        <w:color w:val="000000" w:themeColor="text1"/>
+        <w:color w:val="000000"/>
       </w:rPr>
       <w:tblPr/>
       <w:tcPr>
@@ -20111,7 +20242,7 @@
       <w:rPr>
         <w:b/>
         <w:bCs/>
-        <w:color w:val="000000" w:themeColor="text1"/>
+        <w:color w:val="000000"/>
       </w:rPr>
       <w:tblPr/>
       <w:tcPr>
@@ -20130,7 +20261,7 @@
       <w:rPr>
         <w:b/>
         <w:bCs/>
-        <w:color w:val="000000" w:themeColor="text1"/>
+        <w:color w:val="000000"/>
       </w:rPr>
       <w:tblPr/>
       <w:tcPr>
@@ -20149,7 +20280,7 @@
       <w:rPr>
         <w:b w:val="0"/>
         <w:bCs w:val="0"/>
-        <w:color w:val="000000" w:themeColor="text1"/>
+        <w:color w:val="000000"/>
       </w:rPr>
       <w:tblPr/>
       <w:tcPr>
@@ -20223,7 +20354,7 @@
         <w:bCs/>
         <w:i w:val="0"/>
         <w:iCs w:val="0"/>
-        <w:color w:val="FFFFFF" w:themeColor="background1"/>
+        <w:color w:val="000000"/>
       </w:rPr>
       <w:tblPr/>
       <w:tcPr>
@@ -20244,7 +20375,7 @@
         <w:bCs/>
         <w:i w:val="0"/>
         <w:iCs w:val="0"/>
-        <w:color w:val="FFFFFF" w:themeColor="background1"/>
+        <w:color w:val="000000"/>
       </w:rPr>
       <w:tblPr/>
       <w:tcPr>
@@ -20265,7 +20396,7 @@
         <w:bCs/>
         <w:i w:val="0"/>
         <w:iCs w:val="0"/>
-        <w:color w:val="FFFFFF" w:themeColor="background1"/>
+        <w:color w:val="000000"/>
       </w:rPr>
       <w:tblPr/>
       <w:tcPr>
@@ -20284,7 +20415,7 @@
         <w:bCs/>
         <w:i w:val="0"/>
         <w:iCs w:val="0"/>
-        <w:color w:val="FFFFFF" w:themeColor="background1"/>
+        <w:color w:val="000000"/>
       </w:rPr>
       <w:tblPr/>
       <w:tcPr>
@@ -20364,7 +20495,7 @@
         <w:bCs/>
         <w:i w:val="0"/>
         <w:iCs w:val="0"/>
-        <w:color w:val="FFFFFF" w:themeColor="background1"/>
+        <w:color w:val="000000"/>
       </w:rPr>
       <w:tblPr/>
       <w:tcPr>
@@ -20385,7 +20516,7 @@
         <w:bCs/>
         <w:i w:val="0"/>
         <w:iCs w:val="0"/>
-        <w:color w:val="FFFFFF" w:themeColor="background1"/>
+        <w:color w:val="000000"/>
       </w:rPr>
       <w:tblPr/>
       <w:tcPr>
@@ -20406,7 +20537,7 @@
         <w:bCs/>
         <w:i w:val="0"/>
         <w:iCs w:val="0"/>
-        <w:color w:val="FFFFFF" w:themeColor="background1"/>
+        <w:color w:val="000000"/>
       </w:rPr>
       <w:tblPr/>
       <w:tcPr>
@@ -20425,7 +20556,7 @@
         <w:bCs/>
         <w:i w:val="0"/>
         <w:iCs w:val="0"/>
-        <w:color w:val="FFFFFF" w:themeColor="background1"/>
+        <w:color w:val="000000"/>
       </w:rPr>
       <w:tblPr/>
       <w:tcPr>
@@ -20505,7 +20636,7 @@
         <w:bCs/>
         <w:i w:val="0"/>
         <w:iCs w:val="0"/>
-        <w:color w:val="FFFFFF" w:themeColor="background1"/>
+        <w:color w:val="000000"/>
       </w:rPr>
       <w:tblPr/>
       <w:tcPr>
@@ -20526,7 +20657,7 @@
         <w:bCs/>
         <w:i w:val="0"/>
         <w:iCs w:val="0"/>
-        <w:color w:val="FFFFFF" w:themeColor="background1"/>
+        <w:color w:val="000000"/>
       </w:rPr>
       <w:tblPr/>
       <w:tcPr>
@@ -20547,7 +20678,7 @@
         <w:bCs/>
         <w:i w:val="0"/>
         <w:iCs w:val="0"/>
-        <w:color w:val="FFFFFF" w:themeColor="background1"/>
+        <w:color w:val="000000"/>
       </w:rPr>
       <w:tblPr/>
       <w:tcPr>
@@ -20566,7 +20697,7 @@
         <w:bCs/>
         <w:i w:val="0"/>
         <w:iCs w:val="0"/>
-        <w:color w:val="FFFFFF" w:themeColor="background1"/>
+        <w:color w:val="000000"/>
       </w:rPr>
       <w:tblPr/>
       <w:tcPr>
@@ -20646,7 +20777,7 @@
         <w:bCs/>
         <w:i w:val="0"/>
         <w:iCs w:val="0"/>
-        <w:color w:val="FFFFFF" w:themeColor="background1"/>
+        <w:color w:val="000000"/>
       </w:rPr>
       <w:tblPr/>
       <w:tcPr>
@@ -20667,7 +20798,7 @@
         <w:bCs/>
         <w:i w:val="0"/>
         <w:iCs w:val="0"/>
-        <w:color w:val="FFFFFF" w:themeColor="background1"/>
+        <w:color w:val="000000"/>
       </w:rPr>
       <w:tblPr/>
       <w:tcPr>
@@ -20688,7 +20819,7 @@
         <w:bCs/>
         <w:i w:val="0"/>
         <w:iCs w:val="0"/>
-        <w:color w:val="FFFFFF" w:themeColor="background1"/>
+        <w:color w:val="000000"/>
       </w:rPr>
       <w:tblPr/>
       <w:tcPr>
@@ -20707,7 +20838,7 @@
         <w:bCs/>
         <w:i w:val="0"/>
         <w:iCs w:val="0"/>
-        <w:color w:val="FFFFFF" w:themeColor="background1"/>
+        <w:color w:val="000000"/>
       </w:rPr>
       <w:tblPr/>
       <w:tcPr>
@@ -20787,7 +20918,7 @@
         <w:bCs/>
         <w:i w:val="0"/>
         <w:iCs w:val="0"/>
-        <w:color w:val="FFFFFF" w:themeColor="background1"/>
+        <w:color w:val="000000"/>
       </w:rPr>
       <w:tblPr/>
       <w:tcPr>
@@ -20808,7 +20939,7 @@
         <w:bCs/>
         <w:i w:val="0"/>
         <w:iCs w:val="0"/>
-        <w:color w:val="FFFFFF" w:themeColor="background1"/>
+        <w:color w:val="000000"/>
       </w:rPr>
       <w:tblPr/>
       <w:tcPr>
@@ -20829,7 +20960,7 @@
         <w:bCs/>
         <w:i w:val="0"/>
         <w:iCs w:val="0"/>
-        <w:color w:val="FFFFFF" w:themeColor="background1"/>
+        <w:color w:val="000000"/>
       </w:rPr>
       <w:tblPr/>
       <w:tcPr>
@@ -20848,7 +20979,7 @@
         <w:bCs/>
         <w:i w:val="0"/>
         <w:iCs w:val="0"/>
-        <w:color w:val="FFFFFF" w:themeColor="background1"/>
+        <w:color w:val="000000"/>
       </w:rPr>
       <w:tblPr/>
       <w:tcPr>
@@ -20928,7 +21059,7 @@
         <w:bCs/>
         <w:i w:val="0"/>
         <w:iCs w:val="0"/>
-        <w:color w:val="FFFFFF" w:themeColor="background1"/>
+        <w:color w:val="000000"/>
       </w:rPr>
       <w:tblPr/>
       <w:tcPr>
@@ -20949,7 +21080,7 @@
         <w:bCs/>
         <w:i w:val="0"/>
         <w:iCs w:val="0"/>
-        <w:color w:val="FFFFFF" w:themeColor="background1"/>
+        <w:color w:val="000000"/>
       </w:rPr>
       <w:tblPr/>
       <w:tcPr>
@@ -20970,7 +21101,7 @@
         <w:bCs/>
         <w:i w:val="0"/>
         <w:iCs w:val="0"/>
-        <w:color w:val="FFFFFF" w:themeColor="background1"/>
+        <w:color w:val="000000"/>
       </w:rPr>
       <w:tblPr/>
       <w:tcPr>
@@ -20989,7 +21120,7 @@
         <w:bCs/>
         <w:i w:val="0"/>
         <w:iCs w:val="0"/>
-        <w:color w:val="FFFFFF" w:themeColor="background1"/>
+        <w:color w:val="000000"/>
       </w:rPr>
       <w:tblPr/>
       <w:tcPr>
@@ -21069,7 +21200,7 @@
         <w:bCs/>
         <w:i w:val="0"/>
         <w:iCs w:val="0"/>
-        <w:color w:val="FFFFFF" w:themeColor="background1"/>
+        <w:color w:val="000000"/>
       </w:rPr>
       <w:tblPr/>
       <w:tcPr>
@@ -21090,7 +21221,7 @@
         <w:bCs/>
         <w:i w:val="0"/>
         <w:iCs w:val="0"/>
-        <w:color w:val="FFFFFF" w:themeColor="background1"/>
+        <w:color w:val="000000"/>
       </w:rPr>
       <w:tblPr/>
       <w:tcPr>
@@ -21111,7 +21242,7 @@
         <w:bCs/>
         <w:i w:val="0"/>
         <w:iCs w:val="0"/>
-        <w:color w:val="FFFFFF" w:themeColor="background1"/>
+        <w:color w:val="000000"/>
       </w:rPr>
       <w:tblPr/>
       <w:tcPr>
@@ -21130,7 +21261,7 @@
         <w:bCs/>
         <w:i w:val="0"/>
         <w:iCs w:val="0"/>
-        <w:color w:val="FFFFFF" w:themeColor="background1"/>
+        <w:color w:val="000000"/>
       </w:rPr>
       <w:tblPr/>
       <w:tcPr>
@@ -21183,7 +21314,7 @@
       <w:spacing w:after="0" w:line="240" w:lineRule="auto"/>
     </w:pPr>
     <w:rPr>
-      <w:color w:val="FFFFFF" w:themeColor="background1"/>
+      <w:color w:val="000000"/>
     </w:rPr>
     <w:tblPr>
       <w:tblStyleRowBandSize w:val="1"/>
@@ -21297,7 +21428,7 @@
       <w:spacing w:after="0" w:line="240" w:lineRule="auto"/>
     </w:pPr>
     <w:rPr>
-      <w:color w:val="FFFFFF" w:themeColor="background1"/>
+      <w:color w:val="000000"/>
     </w:rPr>
     <w:tblPr>
       <w:tblStyleRowBandSize w:val="1"/>
@@ -21411,7 +21542,7 @@
       <w:spacing w:after="0" w:line="240" w:lineRule="auto"/>
     </w:pPr>
     <w:rPr>
-      <w:color w:val="FFFFFF" w:themeColor="background1"/>
+      <w:color w:val="000000"/>
     </w:rPr>
     <w:tblPr>
       <w:tblStyleRowBandSize w:val="1"/>
@@ -21525,7 +21656,7 @@
       <w:spacing w:after="0" w:line="240" w:lineRule="auto"/>
     </w:pPr>
     <w:rPr>
-      <w:color w:val="FFFFFF" w:themeColor="background1"/>
+      <w:color w:val="000000"/>
     </w:rPr>
     <w:tblPr>
       <w:tblStyleRowBandSize w:val="1"/>
@@ -21639,7 +21770,7 @@
       <w:spacing w:after="0" w:line="240" w:lineRule="auto"/>
     </w:pPr>
     <w:rPr>
-      <w:color w:val="FFFFFF" w:themeColor="background1"/>
+      <w:color w:val="000000"/>
     </w:rPr>
     <w:tblPr>
       <w:tblStyleRowBandSize w:val="1"/>
@@ -21753,7 +21884,7 @@
       <w:spacing w:after="0" w:line="240" w:lineRule="auto"/>
     </w:pPr>
     <w:rPr>
-      <w:color w:val="FFFFFF" w:themeColor="background1"/>
+      <w:color w:val="000000"/>
     </w:rPr>
     <w:tblPr>
       <w:tblStyleRowBandSize w:val="1"/>
@@ -21867,7 +21998,7 @@
       <w:spacing w:after="0" w:line="240" w:lineRule="auto"/>
     </w:pPr>
     <w:rPr>
-      <w:color w:val="FFFFFF" w:themeColor="background1"/>
+      <w:color w:val="000000"/>
     </w:rPr>
     <w:tblPr>
       <w:tblStyleRowBandSize w:val="1"/>
@@ -21981,7 +22112,7 @@
       <w:spacing w:after="0" w:line="240" w:lineRule="auto"/>
     </w:pPr>
     <w:rPr>
-      <w:color w:val="000000" w:themeColor="text1"/>
+      <w:color w:val="000000"/>
     </w:rPr>
     <w:tblPr>
       <w:tblStyleRowBandSize w:val="1"/>
@@ -22027,7 +22158,7 @@
       <w:rPr>
         <w:b/>
         <w:bCs/>
-        <w:color w:val="FFFFFF" w:themeColor="background1"/>
+        <w:color w:val="000000"/>
       </w:rPr>
       <w:tblPr/>
       <w:tcPr>
@@ -22039,7 +22170,7 @@
     </w:tblStylePr>
     <w:tblStylePr w:type="firstCol">
       <w:rPr>
-        <w:color w:val="FFFFFF" w:themeColor="background1"/>
+        <w:color w:val="000000"/>
       </w:rPr>
       <w:tblPr/>
       <w:tcPr>
@@ -22056,7 +22187,7 @@
     </w:tblStylePr>
     <w:tblStylePr w:type="lastCol">
       <w:rPr>
-        <w:color w:val="FFFFFF" w:themeColor="background1"/>
+        <w:color w:val="000000"/>
       </w:rPr>
       <w:tblPr/>
       <w:tcPr>
@@ -22085,12 +22216,12 @@
     </w:tblStylePr>
     <w:tblStylePr w:type="neCell">
       <w:rPr>
-        <w:color w:val="000000" w:themeColor="text1"/>
+        <w:color w:val="000000"/>
       </w:rPr>
     </w:tblStylePr>
     <w:tblStylePr w:type="nwCell">
       <w:rPr>
-        <w:color w:val="000000" w:themeColor="text1"/>
+        <w:color w:val="000000"/>
       </w:rPr>
     </w:tblStylePr>
   </w:style>
@@ -22103,7 +22234,7 @@
       <w:spacing w:after="0" w:line="240" w:lineRule="auto"/>
     </w:pPr>
     <w:rPr>
-      <w:color w:val="000000" w:themeColor="text1"/>
+      <w:color w:val="000000"/>
     </w:rPr>
     <w:tblPr>
       <w:tblStyleRowBandSize w:val="1"/>
@@ -22149,7 +22280,7 @@
       <w:rPr>
         <w:b/>
         <w:bCs/>
-        <w:color w:val="FFFFFF" w:themeColor="background1"/>
+        <w:color w:val="000000"/>
       </w:rPr>
       <w:tblPr/>
       <w:tcPr>
@@ -22161,7 +22292,7 @@
     </w:tblStylePr>
     <w:tblStylePr w:type="firstCol">
       <w:rPr>
-        <w:color w:val="FFFFFF" w:themeColor="background1"/>
+        <w:color w:val="000000"/>
       </w:rPr>
       <w:tblPr/>
       <w:tcPr>
@@ -22178,7 +22309,7 @@
     </w:tblStylePr>
     <w:tblStylePr w:type="lastCol">
       <w:rPr>
-        <w:color w:val="FFFFFF" w:themeColor="background1"/>
+        <w:color w:val="000000"/>
       </w:rPr>
       <w:tblPr/>
       <w:tcPr>
@@ -22207,12 +22338,12 @@
     </w:tblStylePr>
     <w:tblStylePr w:type="neCell">
       <w:rPr>
-        <w:color w:val="000000" w:themeColor="text1"/>
+        <w:color w:val="000000"/>
       </w:rPr>
     </w:tblStylePr>
     <w:tblStylePr w:type="nwCell">
       <w:rPr>
-        <w:color w:val="000000" w:themeColor="text1"/>
+        <w:color w:val="000000"/>
       </w:rPr>
     </w:tblStylePr>
   </w:style>
@@ -22225,7 +22356,7 @@
       <w:spacing w:after="0" w:line="240" w:lineRule="auto"/>
     </w:pPr>
     <w:rPr>
-      <w:color w:val="000000" w:themeColor="text1"/>
+      <w:color w:val="000000"/>
     </w:rPr>
     <w:tblPr>
       <w:tblStyleRowBandSize w:val="1"/>
@@ -22271,7 +22402,7 @@
       <w:rPr>
         <w:b/>
         <w:bCs/>
-        <w:color w:val="FFFFFF" w:themeColor="background1"/>
+        <w:color w:val="000000"/>
       </w:rPr>
       <w:tblPr/>
       <w:tcPr>
@@ -22283,7 +22414,7 @@
     </w:tblStylePr>
     <w:tblStylePr w:type="firstCol">
       <w:rPr>
-        <w:color w:val="FFFFFF" w:themeColor="background1"/>
+        <w:color w:val="000000"/>
       </w:rPr>
       <w:tblPr/>
       <w:tcPr>
@@ -22300,7 +22431,7 @@
     </w:tblStylePr>
     <w:tblStylePr w:type="lastCol">
       <w:rPr>
-        <w:color w:val="FFFFFF" w:themeColor="background1"/>
+        <w:color w:val="000000"/>
       </w:rPr>
       <w:tblPr/>
       <w:tcPr>
@@ -22329,12 +22460,12 @@
     </w:tblStylePr>
     <w:tblStylePr w:type="neCell">
       <w:rPr>
-        <w:color w:val="000000" w:themeColor="text1"/>
+        <w:color w:val="000000"/>
       </w:rPr>
     </w:tblStylePr>
     <w:tblStylePr w:type="nwCell">
       <w:rPr>
-        <w:color w:val="000000" w:themeColor="text1"/>
+        <w:color w:val="000000"/>
       </w:rPr>
     </w:tblStylePr>
   </w:style>
@@ -22347,7 +22478,7 @@
       <w:spacing w:after="0" w:line="240" w:lineRule="auto"/>
     </w:pPr>
     <w:rPr>
-      <w:color w:val="000000" w:themeColor="text1"/>
+      <w:color w:val="000000"/>
     </w:rPr>
     <w:tblPr>
       <w:tblStyleRowBandSize w:val="1"/>
@@ -22393,7 +22524,7 @@
       <w:rPr>
         <w:b/>
         <w:bCs/>
-        <w:color w:val="FFFFFF" w:themeColor="background1"/>
+        <w:color w:val="000000"/>
       </w:rPr>
       <w:tblPr/>
       <w:tcPr>
@@ -22405,7 +22536,7 @@
     </w:tblStylePr>
     <w:tblStylePr w:type="firstCol">
       <w:rPr>
-        <w:color w:val="FFFFFF" w:themeColor="background1"/>
+        <w:color w:val="000000"/>
       </w:rPr>
       <w:tblPr/>
       <w:tcPr>
@@ -22422,7 +22553,7 @@
     </w:tblStylePr>
     <w:tblStylePr w:type="lastCol">
       <w:rPr>
-        <w:color w:val="FFFFFF" w:themeColor="background1"/>
+        <w:color w:val="000000"/>
       </w:rPr>
       <w:tblPr/>
       <w:tcPr>
@@ -22459,7 +22590,7 @@
       <w:spacing w:after="0" w:line="240" w:lineRule="auto"/>
     </w:pPr>
     <w:rPr>
-      <w:color w:val="000000" w:themeColor="text1"/>
+      <w:color w:val="000000"/>
     </w:rPr>
     <w:tblPr>
       <w:tblStyleRowBandSize w:val="1"/>
@@ -22505,7 +22636,7 @@
       <w:rPr>
         <w:b/>
         <w:bCs/>
-        <w:color w:val="FFFFFF" w:themeColor="background1"/>
+        <w:color w:val="000000"/>
       </w:rPr>
       <w:tblPr/>
       <w:tcPr>
@@ -22517,7 +22648,7 @@
     </w:tblStylePr>
     <w:tblStylePr w:type="firstCol">
       <w:rPr>
-        <w:color w:val="FFFFFF" w:themeColor="background1"/>
+        <w:color w:val="000000"/>
       </w:rPr>
       <w:tblPr/>
       <w:tcPr>
@@ -22534,7 +22665,7 @@
     </w:tblStylePr>
     <w:tblStylePr w:type="lastCol">
       <w:rPr>
-        <w:color w:val="FFFFFF" w:themeColor="background1"/>
+        <w:color w:val="000000"/>
       </w:rPr>
       <w:tblPr/>
       <w:tcPr>
@@ -22563,12 +22694,12 @@
     </w:tblStylePr>
     <w:tblStylePr w:type="neCell">
       <w:rPr>
-        <w:color w:val="000000" w:themeColor="text1"/>
+        <w:color w:val="000000"/>
       </w:rPr>
     </w:tblStylePr>
     <w:tblStylePr w:type="nwCell">
       <w:rPr>
-        <w:color w:val="000000" w:themeColor="text1"/>
+        <w:color w:val="000000"/>
       </w:rPr>
     </w:tblStylePr>
   </w:style>
@@ -22581,7 +22712,7 @@
       <w:spacing w:after="0" w:line="240" w:lineRule="auto"/>
     </w:pPr>
     <w:rPr>
-      <w:color w:val="000000" w:themeColor="text1"/>
+      <w:color w:val="000000"/>
     </w:rPr>
     <w:tblPr>
       <w:tblStyleRowBandSize w:val="1"/>
@@ -22627,7 +22758,7 @@
       <w:rPr>
         <w:b/>
         <w:bCs/>
-        <w:color w:val="FFFFFF" w:themeColor="background1"/>
+        <w:color w:val="000000"/>
       </w:rPr>
       <w:tblPr/>
       <w:tcPr>
@@ -22639,7 +22770,7 @@
     </w:tblStylePr>
     <w:tblStylePr w:type="firstCol">
       <w:rPr>
-        <w:color w:val="FFFFFF" w:themeColor="background1"/>
+        <w:color w:val="000000"/>
       </w:rPr>
       <w:tblPr/>
       <w:tcPr>
@@ -22656,7 +22787,7 @@
     </w:tblStylePr>
     <w:tblStylePr w:type="lastCol">
       <w:rPr>
-        <w:color w:val="FFFFFF" w:themeColor="background1"/>
+        <w:color w:val="000000"/>
       </w:rPr>
       <w:tblPr/>
       <w:tcPr>
@@ -22685,12 +22816,12 @@
     </w:tblStylePr>
     <w:tblStylePr w:type="neCell">
       <w:rPr>
-        <w:color w:val="000000" w:themeColor="text1"/>
+        <w:color w:val="000000"/>
       </w:rPr>
     </w:tblStylePr>
     <w:tblStylePr w:type="nwCell">
       <w:rPr>
-        <w:color w:val="000000" w:themeColor="text1"/>
+        <w:color w:val="000000"/>
       </w:rPr>
     </w:tblStylePr>
   </w:style>
@@ -22703,7 +22834,7 @@
       <w:spacing w:after="0" w:line="240" w:lineRule="auto"/>
     </w:pPr>
     <w:rPr>
-      <w:color w:val="000000" w:themeColor="text1"/>
+      <w:color w:val="000000"/>
     </w:rPr>
     <w:tblPr>
       <w:tblStyleRowBandSize w:val="1"/>
@@ -22749,7 +22880,7 @@
       <w:rPr>
         <w:b/>
         <w:bCs/>
-        <w:color w:val="FFFFFF" w:themeColor="background1"/>
+        <w:color w:val="000000"/>
       </w:rPr>
       <w:tblPr/>
       <w:tcPr>
@@ -22761,7 +22892,7 @@
     </w:tblStylePr>
     <w:tblStylePr w:type="firstCol">
       <w:rPr>
-        <w:color w:val="FFFFFF" w:themeColor="background1"/>
+        <w:color w:val="000000"/>
       </w:rPr>
       <w:tblPr/>
       <w:tcPr>
@@ -22778,7 +22909,7 @@
     </w:tblStylePr>
     <w:tblStylePr w:type="lastCol">
       <w:rPr>
-        <w:color w:val="FFFFFF" w:themeColor="background1"/>
+        <w:color w:val="000000"/>
       </w:rPr>
       <w:tblPr/>
       <w:tcPr>
@@ -22807,12 +22938,12 @@
     </w:tblStylePr>
     <w:tblStylePr w:type="neCell">
       <w:rPr>
-        <w:color w:val="000000" w:themeColor="text1"/>
+        <w:color w:val="000000"/>
       </w:rPr>
     </w:tblStylePr>
     <w:tblStylePr w:type="nwCell">
       <w:rPr>
-        <w:color w:val="000000" w:themeColor="text1"/>
+        <w:color w:val="000000"/>
       </w:rPr>
     </w:tblStylePr>
   </w:style>
@@ -22825,7 +22956,7 @@
       <w:spacing w:after="0" w:line="240" w:lineRule="auto"/>
     </w:pPr>
     <w:rPr>
-      <w:color w:val="000000" w:themeColor="text1"/>
+      <w:color w:val="000000"/>
     </w:rPr>
     <w:tblPr>
       <w:tblStyleRowBandSize w:val="1"/>
@@ -22845,7 +22976,7 @@
       <w:rPr>
         <w:b/>
         <w:bCs/>
-        <w:color w:val="FFFFFF" w:themeColor="background1"/>
+        <w:color w:val="000000"/>
       </w:rPr>
       <w:tblPr/>
       <w:tcPr>
@@ -22859,7 +22990,7 @@
       <w:rPr>
         <w:b/>
         <w:bCs/>
-        <w:color w:val="9E3A38" w:themeColor="accent2" w:themeShade="CC"/>
+        <w:color w:val="000000"/>
       </w:rPr>
       <w:tblPr/>
       <w:tcPr>
@@ -22911,7 +23042,7 @@
       <w:spacing w:after="0" w:line="240" w:lineRule="auto"/>
     </w:pPr>
     <w:rPr>
-      <w:color w:val="000000" w:themeColor="text1"/>
+      <w:color w:val="000000"/>
     </w:rPr>
     <w:tblPr>
       <w:tblStyleRowBandSize w:val="1"/>
@@ -22931,7 +23062,7 @@
       <w:rPr>
         <w:b/>
         <w:bCs/>
-        <w:color w:val="FFFFFF" w:themeColor="background1"/>
+        <w:color w:val="000000"/>
       </w:rPr>
       <w:tblPr/>
       <w:tcPr>
@@ -22945,7 +23076,7 @@
       <w:rPr>
         <w:b/>
         <w:bCs/>
-        <w:color w:val="9E3A38" w:themeColor="accent2" w:themeShade="CC"/>
+        <w:color w:val="000000"/>
       </w:rPr>
       <w:tblPr/>
       <w:tcPr>
@@ -22997,7 +23128,7 @@
       <w:spacing w:after="0" w:line="240" w:lineRule="auto"/>
     </w:pPr>
     <w:rPr>
-      <w:color w:val="000000" w:themeColor="text1"/>
+      <w:color w:val="000000"/>
     </w:rPr>
     <w:tblPr>
       <w:tblStyleRowBandSize w:val="1"/>
@@ -23017,7 +23148,7 @@
       <w:rPr>
         <w:b/>
         <w:bCs/>
-        <w:color w:val="FFFFFF" w:themeColor="background1"/>
+        <w:color w:val="000000"/>
       </w:rPr>
       <w:tblPr/>
       <w:tcPr>
@@ -23031,7 +23162,7 @@
       <w:rPr>
         <w:b/>
         <w:bCs/>
-        <w:color w:val="9E3A38" w:themeColor="accent2" w:themeShade="CC"/>
+        <w:color w:val="000000"/>
       </w:rPr>
       <w:tblPr/>
       <w:tcPr>
@@ -23083,7 +23214,7 @@
       <w:spacing w:after="0" w:line="240" w:lineRule="auto"/>
     </w:pPr>
     <w:rPr>
-      <w:color w:val="000000" w:themeColor="text1"/>
+      <w:color w:val="000000"/>
     </w:rPr>
     <w:tblPr>
       <w:tblStyleRowBandSize w:val="1"/>
@@ -23103,7 +23234,7 @@
       <w:rPr>
         <w:b/>
         <w:bCs/>
-        <w:color w:val="FFFFFF" w:themeColor="background1"/>
+        <w:color w:val="000000"/>
       </w:rPr>
       <w:tblPr/>
       <w:tcPr>
@@ -23117,7 +23248,7 @@
       <w:rPr>
         <w:b/>
         <w:bCs/>
-        <w:color w:val="664E82" w:themeColor="accent4" w:themeShade="CC"/>
+        <w:color w:val="000000"/>
       </w:rPr>
       <w:tblPr/>
       <w:tcPr>
@@ -23169,7 +23300,7 @@
       <w:spacing w:after="0" w:line="240" w:lineRule="auto"/>
     </w:pPr>
     <w:rPr>
-      <w:color w:val="000000" w:themeColor="text1"/>
+      <w:color w:val="000000"/>
     </w:rPr>
     <w:tblPr>
       <w:tblStyleRowBandSize w:val="1"/>
@@ -23189,7 +23320,7 @@
       <w:rPr>
         <w:b/>
         <w:bCs/>
-        <w:color w:val="FFFFFF" w:themeColor="background1"/>
+        <w:color w:val="000000"/>
       </w:rPr>
       <w:tblPr/>
       <w:tcPr>
@@ -23203,7 +23334,7 @@
       <w:rPr>
         <w:b/>
         <w:bCs/>
-        <w:color w:val="7E9C40" w:themeColor="accent3" w:themeShade="CC"/>
+        <w:color w:val="000000"/>
       </w:rPr>
       <w:tblPr/>
       <w:tcPr>
@@ -23255,7 +23386,7 @@
       <w:spacing w:after="0" w:line="240" w:lineRule="auto"/>
     </w:pPr>
     <w:rPr>
-      <w:color w:val="000000" w:themeColor="text1"/>
+      <w:color w:val="000000"/>
     </w:rPr>
     <w:tblPr>
       <w:tblStyleRowBandSize w:val="1"/>
@@ -23275,7 +23406,7 @@
       <w:rPr>
         <w:b/>
         <w:bCs/>
-        <w:color w:val="FFFFFF" w:themeColor="background1"/>
+        <w:color w:val="000000"/>
       </w:rPr>
       <w:tblPr/>
       <w:tcPr>
@@ -23289,7 +23420,7 @@
       <w:rPr>
         <w:b/>
         <w:bCs/>
-        <w:color w:val="F2730A" w:themeColor="accent6" w:themeShade="CC"/>
+        <w:color w:val="000000"/>
       </w:rPr>
       <w:tblPr/>
       <w:tcPr>
@@ -23341,7 +23472,7 @@
       <w:spacing w:after="0" w:line="240" w:lineRule="auto"/>
     </w:pPr>
     <w:rPr>
-      <w:color w:val="000000" w:themeColor="text1"/>
+      <w:color w:val="000000"/>
     </w:rPr>
     <w:tblPr>
       <w:tblStyleRowBandSize w:val="1"/>
@@ -23361,7 +23492,7 @@
       <w:rPr>
         <w:b/>
         <w:bCs/>
-        <w:color w:val="FFFFFF" w:themeColor="background1"/>
+        <w:color w:val="000000"/>
       </w:rPr>
       <w:tblPr/>
       <w:tcPr>
@@ -23375,7 +23506,7 @@
       <w:rPr>
         <w:b/>
         <w:bCs/>
-        <w:color w:val="348DA5" w:themeColor="accent5" w:themeShade="CC"/>
+        <w:color w:val="000000"/>
       </w:rPr>
       <w:tblPr/>
       <w:tcPr>
@@ -23427,7 +23558,7 @@
       <w:spacing w:after="0" w:line="240" w:lineRule="auto"/>
     </w:pPr>
     <w:rPr>
-      <w:color w:val="000000" w:themeColor="text1"/>
+      <w:color w:val="000000"/>
     </w:rPr>
     <w:tblPr>
       <w:tblStyleRowBandSize w:val="1"/>
@@ -23460,7 +23591,7 @@
       <w:rPr>
         <w:b/>
         <w:bCs/>
-        <w:color w:val="000000" w:themeColor="text1"/>
+        <w:color w:val="000000"/>
       </w:rPr>
       <w:tblPr/>
       <w:tcPr>
@@ -23469,7 +23600,7 @@
     </w:tblStylePr>
     <w:tblStylePr w:type="firstCol">
       <w:rPr>
-        <w:color w:val="FFFFFF" w:themeColor="background1"/>
+        <w:color w:val="000000"/>
       </w:rPr>
       <w:tblPr/>
       <w:tcPr>
@@ -23478,7 +23609,7 @@
     </w:tblStylePr>
     <w:tblStylePr w:type="lastCol">
       <w:rPr>
-        <w:color w:val="FFFFFF" w:themeColor="background1"/>
+        <w:color w:val="000000"/>
       </w:rPr>
       <w:tblPr/>
       <w:tcPr>
@@ -23507,7 +23638,7 @@
       <w:spacing w:after="0" w:line="240" w:lineRule="auto"/>
     </w:pPr>
     <w:rPr>
-      <w:color w:val="000000" w:themeColor="text1"/>
+      <w:color w:val="000000"/>
     </w:rPr>
     <w:tblPr>
       <w:tblStyleRowBandSize w:val="1"/>
@@ -23540,7 +23671,7 @@
       <w:rPr>
         <w:b/>
         <w:bCs/>
-        <w:color w:val="000000" w:themeColor="text1"/>
+        <w:color w:val="000000"/>
       </w:rPr>
       <w:tblPr/>
       <w:tcPr>
@@ -23549,7 +23680,7 @@
     </w:tblStylePr>
     <w:tblStylePr w:type="firstCol">
       <w:rPr>
-        <w:color w:val="FFFFFF" w:themeColor="background1"/>
+        <w:color w:val="000000"/>
       </w:rPr>
       <w:tblPr/>
       <w:tcPr>
@@ -23558,7 +23689,7 @@
     </w:tblStylePr>
     <w:tblStylePr w:type="lastCol">
       <w:rPr>
-        <w:color w:val="FFFFFF" w:themeColor="background1"/>
+        <w:color w:val="000000"/>
       </w:rPr>
       <w:tblPr/>
       <w:tcPr>
@@ -23587,7 +23718,7 @@
       <w:spacing w:after="0" w:line="240" w:lineRule="auto"/>
     </w:pPr>
     <w:rPr>
-      <w:color w:val="000000" w:themeColor="text1"/>
+      <w:color w:val="000000"/>
     </w:rPr>
     <w:tblPr>
       <w:tblStyleRowBandSize w:val="1"/>
@@ -23620,7 +23751,7 @@
       <w:rPr>
         <w:b/>
         <w:bCs/>
-        <w:color w:val="000000" w:themeColor="text1"/>
+        <w:color w:val="000000"/>
       </w:rPr>
       <w:tblPr/>
       <w:tcPr>
@@ -23629,7 +23760,7 @@
     </w:tblStylePr>
     <w:tblStylePr w:type="firstCol">
       <w:rPr>
-        <w:color w:val="FFFFFF" w:themeColor="background1"/>
+        <w:color w:val="000000"/>
       </w:rPr>
       <w:tblPr/>
       <w:tcPr>
@@ -23638,7 +23769,7 @@
     </w:tblStylePr>
     <w:tblStylePr w:type="lastCol">
       <w:rPr>
-        <w:color w:val="FFFFFF" w:themeColor="background1"/>
+        <w:color w:val="000000"/>
       </w:rPr>
       <w:tblPr/>
       <w:tcPr>
@@ -23667,7 +23798,7 @@
       <w:spacing w:after="0" w:line="240" w:lineRule="auto"/>
     </w:pPr>
     <w:rPr>
-      <w:color w:val="000000" w:themeColor="text1"/>
+      <w:color w:val="000000"/>
     </w:rPr>
     <w:tblPr>
       <w:tblStyleRowBandSize w:val="1"/>
@@ -23700,7 +23831,7 @@
       <w:rPr>
         <w:b/>
         <w:bCs/>
-        <w:color w:val="000000" w:themeColor="text1"/>
+        <w:color w:val="000000"/>
       </w:rPr>
       <w:tblPr/>
       <w:tcPr>
@@ -23709,7 +23840,7 @@
     </w:tblStylePr>
     <w:tblStylePr w:type="firstCol">
       <w:rPr>
-        <w:color w:val="FFFFFF" w:themeColor="background1"/>
+        <w:color w:val="000000"/>
       </w:rPr>
       <w:tblPr/>
       <w:tcPr>
@@ -23718,7 +23849,7 @@
     </w:tblStylePr>
     <w:tblStylePr w:type="lastCol">
       <w:rPr>
-        <w:color w:val="FFFFFF" w:themeColor="background1"/>
+        <w:color w:val="000000"/>
       </w:rPr>
       <w:tblPr/>
       <w:tcPr>
@@ -23747,7 +23878,7 @@
       <w:spacing w:after="0" w:line="240" w:lineRule="auto"/>
     </w:pPr>
     <w:rPr>
-      <w:color w:val="000000" w:themeColor="text1"/>
+      <w:color w:val="000000"/>
     </w:rPr>
     <w:tblPr>
       <w:tblStyleRowBandSize w:val="1"/>
@@ -23780,7 +23911,7 @@
       <w:rPr>
         <w:b/>
         <w:bCs/>
-        <w:color w:val="000000" w:themeColor="text1"/>
+        <w:color w:val="000000"/>
       </w:rPr>
       <w:tblPr/>
       <w:tcPr>
@@ -23789,7 +23920,7 @@
     </w:tblStylePr>
     <w:tblStylePr w:type="firstCol">
       <w:rPr>
-        <w:color w:val="FFFFFF" w:themeColor="background1"/>
+        <w:color w:val="000000"/>
       </w:rPr>
       <w:tblPr/>
       <w:tcPr>
@@ -23798,7 +23929,7 @@
     </w:tblStylePr>
     <w:tblStylePr w:type="lastCol">
       <w:rPr>
-        <w:color w:val="FFFFFF" w:themeColor="background1"/>
+        <w:color w:val="000000"/>
       </w:rPr>
       <w:tblPr/>
       <w:tcPr>
@@ -23827,7 +23958,7 @@
       <w:spacing w:after="0" w:line="240" w:lineRule="auto"/>
     </w:pPr>
     <w:rPr>
-      <w:color w:val="000000" w:themeColor="text1"/>
+      <w:color w:val="000000"/>
     </w:rPr>
     <w:tblPr>
       <w:tblStyleRowBandSize w:val="1"/>
@@ -23860,7 +23991,7 @@
       <w:rPr>
         <w:b/>
         <w:bCs/>
-        <w:color w:val="000000" w:themeColor="text1"/>
+        <w:color w:val="000000"/>
       </w:rPr>
       <w:tblPr/>
       <w:tcPr>
@@ -23869,7 +24000,7 @@
     </w:tblStylePr>
     <w:tblStylePr w:type="firstCol">
       <w:rPr>
-        <w:color w:val="FFFFFF" w:themeColor="background1"/>
+        <w:color w:val="000000"/>
       </w:rPr>
       <w:tblPr/>
       <w:tcPr>
@@ -23878,7 +24009,7 @@
     </w:tblStylePr>
     <w:tblStylePr w:type="lastCol">
       <w:rPr>
-        <w:color w:val="FFFFFF" w:themeColor="background1"/>
+        <w:color w:val="000000"/>
       </w:rPr>
       <w:tblPr/>
       <w:tcPr>
@@ -23907,7 +24038,7 @@
       <w:spacing w:after="0" w:line="240" w:lineRule="auto"/>
     </w:pPr>
     <w:rPr>
-      <w:color w:val="000000" w:themeColor="text1"/>
+      <w:color w:val="000000"/>
     </w:rPr>
     <w:tblPr>
       <w:tblStyleRowBandSize w:val="1"/>
@@ -23940,7 +24071,7 @@
       <w:rPr>
         <w:b/>
         <w:bCs/>
-        <w:color w:val="000000" w:themeColor="text1"/>
+        <w:color w:val="000000"/>
       </w:rPr>
       <w:tblPr/>
       <w:tcPr>
@@ -23949,7 +24080,7 @@
     </w:tblStylePr>
     <w:tblStylePr w:type="firstCol">
       <w:rPr>
-        <w:color w:val="FFFFFF" w:themeColor="background1"/>
+        <w:color w:val="000000"/>
       </w:rPr>
       <w:tblPr/>
       <w:tcPr>
@@ -23958,7 +24089,7 @@
     </w:tblStylePr>
     <w:tblStylePr w:type="lastCol">
       <w:rPr>
-        <w:color w:val="FFFFFF" w:themeColor="background1"/>
+        <w:color w:val="000000"/>
       </w:rPr>
       <w:tblPr/>
       <w:tcPr>
